--- a/COS80023_Big_Data/LearningSummaryReportTemplate.docx
+++ b/COS80023_Big_Data/LearningSummaryReportTemplate.docx
@@ -4,14 +4,6 @@
   <w:body>
     <w:sdt>
       <w:sdtPr>
-        <w:rPr>
-          <w:rFonts w:ascii="Arial" w:eastAsia="Times New Roman" w:hAnsi="Arial" w:cs="Times New Roman"/>
-          <w:color w:val="auto"/>
-          <w:spacing w:val="0"/>
-          <w:kern w:val="0"/>
-          <w:sz w:val="20"/>
-          <w:szCs w:val="20"/>
-        </w:rPr>
         <w:id w:val="1536407429"/>
         <w:docPartObj>
           <w:docPartGallery w:val="Cover Pages"/>
@@ -19,1323 +11,370 @@
         </w:docPartObj>
       </w:sdtPr>
       <w:sdtContent>
-        <w:sdt>
-          <w:sdtPr>
-            <w:alias w:val="Title"/>
-            <w:id w:val="8081532"/>
-            <w:dataBinding w:prefixMappings="xmlns:ns0='http://purl.org/dc/elements/1.1/' xmlns:ns1='http://schemas.openxmlformats.org/package/2006/metadata/core-properties' " w:xpath="/ns1:coreProperties[1]/ns0:title[1]" w:storeItemID="{6C3C8BC8-F283-45AE-878A-BAB7291924A1}"/>
-            <w:text/>
-          </w:sdtPr>
-          <w:sdtContent>
-            <w:p>
-              <w:pPr>
-                <w:pStyle w:val="Title"/>
-              </w:pPr>
-              <w:r>
-                <w:rPr>
-                  <w:rFonts w:ascii="Calibri" w:eastAsia="MS Gothic" w:hAnsi="Calibri"/>
-                  <w:color w:val="17365D"/>
-                </w:rPr>
-                <w:t>COS</w:t>
-              </w:r>
-              <w:r>
-                <w:rPr>
-                  <w:rFonts w:ascii="Calibri" w:eastAsia="MS Gothic" w:hAnsi="Calibri"/>
-                  <w:color w:val="17365D"/>
-                </w:rPr>
-                <w:t>80023</w:t>
-              </w:r>
-              <w:r>
-                <w:rPr>
-                  <w:rFonts w:ascii="Calibri" w:eastAsia="MS Gothic" w:hAnsi="Calibri"/>
-                  <w:color w:val="17365D"/>
-                </w:rPr>
-                <w:t xml:space="preserve"> – </w:t>
-              </w:r>
-              <w:r>
-                <w:rPr>
-                  <w:rFonts w:ascii="Calibri" w:eastAsia="MS Gothic" w:hAnsi="Calibri"/>
-                  <w:color w:val="17365D"/>
-                </w:rPr>
-                <w:t>Big Data</w:t>
-              </w:r>
-            </w:p>
-          </w:sdtContent>
-        </w:sdt>
-        <w:sdt>
-          <w:sdtPr>
-            <w:rPr>
-              <w:noProof/>
-            </w:rPr>
-            <w:alias w:val="Subtitle"/>
-            <w:tag w:val="Subtitle"/>
-            <w:id w:val="8081533"/>
-            <w:text/>
-          </w:sdtPr>
-          <w:sdtContent>
-            <w:p>
-              <w:pPr>
-                <w:pStyle w:val="Subtitle"/>
-                <w:rPr>
-                  <w:noProof/>
-                </w:rPr>
-              </w:pPr>
-              <w:r>
-                <w:rPr>
-                  <w:noProof/>
-                </w:rPr>
-                <w:t>Learning Summary</w:t>
-              </w:r>
-              <w:r>
-                <w:rPr>
-                  <w:noProof/>
-                </w:rPr>
-                <w:t xml:space="preserve"> Report</w:t>
-              </w:r>
-            </w:p>
-          </w:sdtContent>
-        </w:sdt>
+        <w:p/>
         <w:p>
           <w:pPr>
-            <w:pStyle w:val="Subtitle"/>
-            <w:rPr>
-              <w:noProof/>
+            <w:rPr>
+              <w:rFonts w:eastAsiaTheme="majorEastAsia"/>
             </w:rPr>
           </w:pPr>
-          <w:sdt>
-            <w:sdtPr>
-              <w:rPr>
-                <w:rStyle w:val="SubtleEmphasis"/>
-              </w:rPr>
-              <w:alias w:val="Author"/>
-              <w:id w:val="8081534"/>
-              <w:dataBinding w:prefixMappings="xmlns:ns0='http://purl.org/dc/elements/1.1/' xmlns:ns1='http://schemas.openxmlformats.org/package/2006/metadata/core-properties' " w:xpath="/ns1:coreProperties[1]/ns0:creator[1]" w:storeItemID="{6C3C8BC8-F283-45AE-878A-BAB7291924A1}"/>
-              <w:text/>
-            </w:sdtPr>
-            <w:sdtContent>
-              <w:r>
-                <w:rPr>
-                  <w:rStyle w:val="SubtleEmphasis"/>
-                </w:rPr>
-                <w:t>STUDENT NAME</w:t>
-              </w:r>
-              <w:r>
-                <w:rPr>
-                  <w:rStyle w:val="SubtleEmphasis"/>
-                </w:rPr>
-                <w:t xml:space="preserve"> (</w:t>
-              </w:r>
-              <w:r>
-                <w:rPr>
-                  <w:rStyle w:val="SubtleEmphasis"/>
-                </w:rPr>
-                <w:t>student id</w:t>
-              </w:r>
-              <w:r>
-                <w:rPr>
-                  <w:rStyle w:val="SubtleEmphasis"/>
-                </w:rPr>
-                <w:t>)</w:t>
-              </w:r>
-            </w:sdtContent>
-          </w:sdt>
         </w:p>
         <w:p>
+          <w:pPr>
+            <w:jc w:val="center"/>
+            <w:rPr>
+              <w:rFonts w:ascii="Calibri" w:eastAsiaTheme="majorEastAsia" w:hAnsi="Calibri" w:cs="Calibri"/>
+              <w:b/>
+              <w:bCs/>
+              <w:i/>
+              <w:iCs/>
+              <w:color w:val="00B050"/>
+              <w:sz w:val="56"/>
+              <w:szCs w:val="56"/>
+            </w:rPr>
+          </w:pPr>
+        </w:p>
+        <w:p>
+          <w:pPr>
+            <w:jc w:val="center"/>
+            <w:rPr>
+              <w:rFonts w:ascii="Calibri" w:eastAsiaTheme="majorEastAsia" w:hAnsi="Calibri" w:cs="Calibri"/>
+              <w:b/>
+              <w:bCs/>
+              <w:i/>
+              <w:iCs/>
+              <w:color w:val="00B050"/>
+              <w:sz w:val="60"/>
+              <w:szCs w:val="60"/>
+            </w:rPr>
+          </w:pPr>
           <w:r>
             <w:rPr>
-              <w:noProof/>
-              <w:lang w:eastAsia="en-AU"/>
-            </w:rPr>
-            <mc:AlternateContent>
-              <mc:Choice Requires="wps">
-                <w:drawing>
-                  <wp:anchor distT="0" distB="0" distL="114300" distR="114300" simplePos="0" relativeHeight="251660288" behindDoc="1" locked="0" layoutInCell="1" allowOverlap="1" wp14:anchorId="0CBF91CD" wp14:editId="46F7C385">
-                    <wp:simplePos x="0" y="0"/>
-                    <wp:positionH relativeFrom="page">
-                      <wp:posOffset>51435</wp:posOffset>
-                    </wp:positionH>
-                    <wp:positionV relativeFrom="page">
-                      <wp:posOffset>-111760</wp:posOffset>
-                    </wp:positionV>
-                    <wp:extent cx="7658100" cy="10744200"/>
-                    <wp:effectExtent l="0" t="0" r="12700" b="0"/>
-                    <wp:wrapNone/>
-                    <wp:docPr id="11" name="Rectangle 4"/>
-                    <wp:cNvGraphicFramePr>
-                      <a:graphicFrameLocks xmlns:a="http://schemas.openxmlformats.org/drawingml/2006/main"/>
-                    </wp:cNvGraphicFramePr>
-                    <a:graphic xmlns:a="http://schemas.openxmlformats.org/drawingml/2006/main">
-                      <a:graphicData uri="http://schemas.microsoft.com/office/word/2010/wordprocessingShape">
-                        <wps:wsp>
-                          <wps:cNvSpPr>
-                            <a:spLocks noChangeArrowheads="1"/>
-                          </wps:cNvSpPr>
-                          <wps:spPr bwMode="auto">
-                            <a:xfrm>
-                              <a:off x="0" y="0"/>
-                              <a:ext cx="7658100" cy="10744200"/>
-                            </a:xfrm>
-                            <a:prstGeom prst="rect">
-                              <a:avLst/>
-                            </a:prstGeom>
-                            <a:gradFill rotWithShape="0">
-                              <a:gsLst>
-                                <a:gs pos="0">
-                                  <a:schemeClr val="tx2">
-                                    <a:lumMod val="20000"/>
-                                    <a:lumOff val="80000"/>
-                                    <a:alpha val="50000"/>
-                                  </a:schemeClr>
-                                </a:gs>
-                                <a:gs pos="100000">
-                                  <a:schemeClr val="bg1">
-                                    <a:lumMod val="100000"/>
-                                    <a:lumOff val="0"/>
-                                  </a:schemeClr>
-                                </a:gs>
-                              </a:gsLst>
-                              <a:lin ang="5400000" scaled="1"/>
-                            </a:gradFill>
-                            <a:ln>
-                              <a:noFill/>
-                            </a:ln>
-                            <a:effectLst/>
-                            <a:extLst>
-                              <a:ext uri="{91240B29-F687-4f45-9708-019B960494DF}">
-                                <a14:hiddenLine xmlns="" xmlns:mo="http://schemas.microsoft.com/office/mac/office/2008/main" xmlns:mv="urn:schemas-microsoft-com:mac:vml" xmlns:o="urn:schemas-microsoft-com:office:office" xmlns:v="urn:schemas-microsoft-com:vml" xmlns:w10="urn:schemas-microsoft-com:office:word" xmlns:w="http://schemas.openxmlformats.org/wordprocessingml/2006/main" xmlns:a14="http://schemas.microsoft.com/office/drawing/2010/main" w="19050">
-                                  <a:solidFill>
-                                    <a:srgbClr val="4A7EBB"/>
-                                  </a:solidFill>
-                                  <a:miter lim="800000"/>
-                                  <a:headEnd/>
-                                  <a:tailEnd/>
-                                </a14:hiddenLine>
-                              </a:ext>
-                              <a:ext uri="{AF507438-7753-43e0-B8FC-AC1667EBCBE1}">
-                                <a14:hiddenEffects xmlns="" xmlns:mo="http://schemas.microsoft.com/office/mac/office/2008/main" xmlns:mv="urn:schemas-microsoft-com:mac:vml" xmlns:o="urn:schemas-microsoft-com:office:office" xmlns:v="urn:schemas-microsoft-com:vml" xmlns:w10="urn:schemas-microsoft-com:office:word" xmlns:w="http://schemas.openxmlformats.org/wordprocessingml/2006/main" xmlns:a14="http://schemas.microsoft.com/office/drawing/2010/main">
-                                  <a:effectLst>
-                                    <a:outerShdw blurRad="63500" dist="26940" dir="5400000" algn="ctr" rotWithShape="0">
-                                      <a:srgbClr val="000000">
-                                        <a:alpha val="35001"/>
-                                      </a:srgbClr>
-                                    </a:outerShdw>
-                                  </a:effectLst>
-                                </a14:hiddenEffects>
-                              </a:ext>
-                            </a:extLst>
-                          </wps:spPr>
-                          <wps:bodyPr rot="0" vert="horz" wrap="square" lIns="91440" tIns="91440" rIns="91440" bIns="91440" anchor="t" anchorCtr="0" upright="1">
-                            <a:noAutofit/>
-                          </wps:bodyPr>
-                        </wps:wsp>
-                      </a:graphicData>
-                    </a:graphic>
-                    <wp14:sizeRelH relativeFrom="page">
-                      <wp14:pctWidth>0</wp14:pctWidth>
-                    </wp14:sizeRelH>
-                    <wp14:sizeRelV relativeFrom="page">
-                      <wp14:pctHeight>0</wp14:pctHeight>
-                    </wp14:sizeRelV>
-                  </wp:anchor>
-                </w:drawing>
-              </mc:Choice>
-              <mc:Fallback>
-                <w:pict>
-                  <v:rect w14:anchorId="0CC9DC27" id="Rectangle 4" o:spid="_x0000_s1026" style="position:absolute;margin-left:4.05pt;margin-top:-8.8pt;width:603pt;height:846pt;z-index:-251656192;visibility:visible;mso-wrap-style:square;mso-width-percent:0;mso-height-percent:0;mso-wrap-distance-left:9pt;mso-wrap-distance-top:0;mso-wrap-distance-right:9pt;mso-wrap-distance-bottom:0;mso-position-horizontal:absolute;mso-position-horizontal-relative:page;mso-position-vertical:absolute;mso-position-vertical-relative:page;mso-width-percent:0;mso-height-percent:0;mso-width-relative:page;mso-height-relative:page;v-text-anchor:top" o:gfxdata="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" fillcolor="#bedcf4 [671]" stroked="f">
-                    <v:fill opacity=".5" color2="white [3212]" focus="100%" type="gradient"/>
-                    <v:textbox inset=",7.2pt,,7.2pt"/>
-                    <w10:wrap anchorx="page" anchory="page"/>
-                  </v:rect>
-                </w:pict>
-              </mc:Fallback>
-            </mc:AlternateContent>
+              <w:rFonts w:ascii="Calibri" w:eastAsiaTheme="majorEastAsia" w:hAnsi="Calibri" w:cs="Calibri"/>
+              <w:b/>
+              <w:bCs/>
+              <w:i/>
+              <w:iCs/>
+              <w:color w:val="00B050"/>
+              <w:sz w:val="60"/>
+              <w:szCs w:val="60"/>
+            </w:rPr>
+            <w:t>COS80023</w:t>
           </w:r>
           <w:r>
             <w:rPr>
-              <w:noProof/>
-              <w:lang w:eastAsia="en-AU"/>
-            </w:rPr>
-            <mc:AlternateContent>
-              <mc:Choice Requires="wpg">
-                <w:drawing>
-                  <wp:anchor distT="0" distB="0" distL="114300" distR="114300" simplePos="0" relativeHeight="251661312" behindDoc="0" locked="0" layoutInCell="1" allowOverlap="1" wp14:anchorId="0BFB6C31" wp14:editId="47725C1B">
-                    <wp:simplePos x="0" y="0"/>
-                    <wp:positionH relativeFrom="page">
-                      <wp:posOffset>274320</wp:posOffset>
-                    </wp:positionH>
-                    <wp:positionV relativeFrom="page">
-                      <wp:posOffset>6821170</wp:posOffset>
-                    </wp:positionV>
-                    <wp:extent cx="7223760" cy="2376170"/>
-                    <wp:effectExtent l="0" t="1270" r="0" b="0"/>
-                    <wp:wrapNone/>
-                    <wp:docPr id="1" name="Group 5"/>
-                    <wp:cNvGraphicFramePr>
-                      <a:graphicFrameLocks xmlns:a="http://schemas.openxmlformats.org/drawingml/2006/main"/>
-                    </wp:cNvGraphicFramePr>
-                    <a:graphic xmlns:a="http://schemas.openxmlformats.org/drawingml/2006/main">
-                      <a:graphicData uri="http://schemas.microsoft.com/office/word/2010/wordprocessingGroup">
-                        <wpg:wgp>
-                          <wpg:cNvGrpSpPr>
-                            <a:grpSpLocks/>
-                          </wpg:cNvGrpSpPr>
-                          <wpg:grpSpPr bwMode="auto">
-                            <a:xfrm>
-                              <a:off x="0" y="0"/>
-                              <a:ext cx="7223760" cy="2376170"/>
-                              <a:chOff x="432" y="10741"/>
-                              <a:chExt cx="11376" cy="3742"/>
-                            </a:xfrm>
-                          </wpg:grpSpPr>
-                          <wps:wsp>
-                            <wps:cNvPr id="2" name="Freeform 6"/>
-                            <wps:cNvSpPr>
-                              <a:spLocks/>
-                            </wps:cNvSpPr>
-                            <wps:spPr bwMode="auto">
-                              <a:xfrm>
-                                <a:off x="432" y="11346"/>
-                                <a:ext cx="6652" cy="2518"/>
-                              </a:xfrm>
-                              <a:custGeom>
-                                <a:avLst/>
-                                <a:gdLst>
-                                  <a:gd name="T0" fmla="*/ 0 w 7132"/>
-                                  <a:gd name="T1" fmla="*/ 0 h 2863"/>
-                                  <a:gd name="T2" fmla="*/ 17 w 7132"/>
-                                  <a:gd name="T3" fmla="*/ 2863 h 2863"/>
-                                  <a:gd name="T4" fmla="*/ 7132 w 7132"/>
-                                  <a:gd name="T5" fmla="*/ 2578 h 2863"/>
-                                  <a:gd name="T6" fmla="*/ 7132 w 7132"/>
-                                  <a:gd name="T7" fmla="*/ 200 h 2863"/>
-                                  <a:gd name="T8" fmla="*/ 0 w 7132"/>
-                                  <a:gd name="T9" fmla="*/ 0 h 2863"/>
-                                </a:gdLst>
-                                <a:ahLst/>
-                                <a:cxnLst>
-                                  <a:cxn ang="0">
-                                    <a:pos x="T0" y="T1"/>
-                                  </a:cxn>
-                                  <a:cxn ang="0">
-                                    <a:pos x="T2" y="T3"/>
-                                  </a:cxn>
-                                  <a:cxn ang="0">
-                                    <a:pos x="T4" y="T5"/>
-                                  </a:cxn>
-                                  <a:cxn ang="0">
-                                    <a:pos x="T6" y="T7"/>
-                                  </a:cxn>
-                                  <a:cxn ang="0">
-                                    <a:pos x="T8" y="T9"/>
-                                  </a:cxn>
-                                </a:cxnLst>
-                                <a:rect l="0" t="0" r="r" b="b"/>
-                                <a:pathLst>
-                                  <a:path w="7132" h="2863">
-                                    <a:moveTo>
-                                      <a:pt x="0" y="0"/>
-                                    </a:moveTo>
-                                    <a:lnTo>
-                                      <a:pt x="17" y="2863"/>
-                                    </a:lnTo>
-                                    <a:lnTo>
-                                      <a:pt x="7132" y="2578"/>
-                                    </a:lnTo>
-                                    <a:lnTo>
-                                      <a:pt x="7132" y="200"/>
-                                    </a:lnTo>
-                                    <a:lnTo>
-                                      <a:pt x="0" y="0"/>
-                                    </a:lnTo>
-                                    <a:close/>
-                                  </a:path>
-                                </a:pathLst>
-                              </a:custGeom>
-                              <a:solidFill>
-                                <a:schemeClr val="tx2">
-                                  <a:lumMod val="20000"/>
-                                  <a:lumOff val="80000"/>
-                                  <a:alpha val="50000"/>
-                                </a:schemeClr>
-                              </a:solidFill>
-                              <a:ln>
-                                <a:noFill/>
-                              </a:ln>
-                              <a:extLst>
-                                <a:ext uri="{91240B29-F687-4f45-9708-019B960494DF}">
-                                  <a14:hiddenLine xmlns="" xmlns:mo="http://schemas.microsoft.com/office/mac/office/2008/main" xmlns:mv="urn:schemas-microsoft-com:mac:vml" xmlns:o="urn:schemas-microsoft-com:office:office" xmlns:v="urn:schemas-microsoft-com:vml" xmlns:w10="urn:schemas-microsoft-com:office:word" xmlns:w="http://schemas.openxmlformats.org/wordprocessingml/2006/main" xmlns:a14="http://schemas.microsoft.com/office/drawing/2010/main" w="9525">
-                                    <a:solidFill>
-                                      <a:srgbClr val="000000"/>
-                                    </a:solidFill>
-                                    <a:round/>
-                                    <a:headEnd/>
-                                    <a:tailEnd/>
-                                  </a14:hiddenLine>
-                                </a:ext>
-                              </a:extLst>
-                            </wps:spPr>
-                            <wps:bodyPr rot="0" vert="horz" wrap="square" lIns="91440" tIns="45720" rIns="91440" bIns="45720" anchor="t" anchorCtr="0" upright="1">
-                              <a:noAutofit/>
-                            </wps:bodyPr>
-                          </wps:wsp>
-                          <wps:wsp>
-                            <wps:cNvPr id="3" name="Freeform 7"/>
-                            <wps:cNvSpPr>
-                              <a:spLocks/>
-                            </wps:cNvSpPr>
-                            <wps:spPr bwMode="auto">
-                              <a:xfrm>
-                                <a:off x="7084" y="11021"/>
-                                <a:ext cx="3233" cy="3123"/>
-                              </a:xfrm>
-                              <a:custGeom>
-                                <a:avLst/>
-                                <a:gdLst>
-                                  <a:gd name="T0" fmla="*/ 0 w 3466"/>
-                                  <a:gd name="T1" fmla="*/ 569 h 3550"/>
-                                  <a:gd name="T2" fmla="*/ 0 w 3466"/>
-                                  <a:gd name="T3" fmla="*/ 2930 h 3550"/>
-                                  <a:gd name="T4" fmla="*/ 3466 w 3466"/>
-                                  <a:gd name="T5" fmla="*/ 3550 h 3550"/>
-                                  <a:gd name="T6" fmla="*/ 3466 w 3466"/>
-                                  <a:gd name="T7" fmla="*/ 0 h 3550"/>
-                                  <a:gd name="T8" fmla="*/ 0 w 3466"/>
-                                  <a:gd name="T9" fmla="*/ 569 h 3550"/>
-                                </a:gdLst>
-                                <a:ahLst/>
-                                <a:cxnLst>
-                                  <a:cxn ang="0">
-                                    <a:pos x="T0" y="T1"/>
-                                  </a:cxn>
-                                  <a:cxn ang="0">
-                                    <a:pos x="T2" y="T3"/>
-                                  </a:cxn>
-                                  <a:cxn ang="0">
-                                    <a:pos x="T4" y="T5"/>
-                                  </a:cxn>
-                                  <a:cxn ang="0">
-                                    <a:pos x="T6" y="T7"/>
-                                  </a:cxn>
-                                  <a:cxn ang="0">
-                                    <a:pos x="T8" y="T9"/>
-                                  </a:cxn>
-                                </a:cxnLst>
-                                <a:rect l="0" t="0" r="r" b="b"/>
-                                <a:pathLst>
-                                  <a:path w="3466" h="3550">
-                                    <a:moveTo>
-                                      <a:pt x="0" y="569"/>
-                                    </a:moveTo>
-                                    <a:lnTo>
-                                      <a:pt x="0" y="2930"/>
-                                    </a:lnTo>
-                                    <a:lnTo>
-                                      <a:pt x="3466" y="3550"/>
-                                    </a:lnTo>
-                                    <a:lnTo>
-                                      <a:pt x="3466" y="0"/>
-                                    </a:lnTo>
-                                    <a:lnTo>
-                                      <a:pt x="0" y="569"/>
-                                    </a:lnTo>
-                                    <a:close/>
-                                  </a:path>
-                                </a:pathLst>
-                              </a:custGeom>
-                              <a:solidFill>
-                                <a:schemeClr val="accent1">
-                                  <a:lumMod val="40000"/>
-                                  <a:lumOff val="60000"/>
-                                  <a:alpha val="50000"/>
-                                </a:schemeClr>
-                              </a:solidFill>
-                              <a:ln>
-                                <a:noFill/>
-                              </a:ln>
-                              <a:extLst>
-                                <a:ext uri="{91240B29-F687-4f45-9708-019B960494DF}">
-                                  <a14:hiddenLine xmlns="" xmlns:mo="http://schemas.microsoft.com/office/mac/office/2008/main" xmlns:mv="urn:schemas-microsoft-com:mac:vml" xmlns:o="urn:schemas-microsoft-com:office:office" xmlns:v="urn:schemas-microsoft-com:vml" xmlns:w10="urn:schemas-microsoft-com:office:word" xmlns:w="http://schemas.openxmlformats.org/wordprocessingml/2006/main" xmlns:a14="http://schemas.microsoft.com/office/drawing/2010/main" w="9525">
-                                    <a:solidFill>
-                                      <a:srgbClr val="000000"/>
-                                    </a:solidFill>
-                                    <a:round/>
-                                    <a:headEnd/>
-                                    <a:tailEnd/>
-                                  </a14:hiddenLine>
-                                </a:ext>
-                              </a:extLst>
-                            </wps:spPr>
-                            <wps:bodyPr rot="0" vert="horz" wrap="square" lIns="91440" tIns="45720" rIns="91440" bIns="45720" anchor="t" anchorCtr="0" upright="1">
-                              <a:noAutofit/>
-                            </wps:bodyPr>
-                          </wps:wsp>
-                          <wps:wsp>
-                            <wps:cNvPr id="4" name="Freeform 8"/>
-                            <wps:cNvSpPr>
-                              <a:spLocks/>
-                            </wps:cNvSpPr>
-                            <wps:spPr bwMode="auto">
-                              <a:xfrm>
-                                <a:off x="10317" y="11021"/>
-                                <a:ext cx="1484" cy="3123"/>
-                              </a:xfrm>
-                              <a:custGeom>
-                                <a:avLst/>
-                                <a:gdLst>
-                                  <a:gd name="T0" fmla="*/ 0 w 1591"/>
-                                  <a:gd name="T1" fmla="*/ 0 h 3550"/>
-                                  <a:gd name="T2" fmla="*/ 0 w 1591"/>
-                                  <a:gd name="T3" fmla="*/ 3550 h 3550"/>
-                                  <a:gd name="T4" fmla="*/ 1591 w 1591"/>
-                                  <a:gd name="T5" fmla="*/ 2746 h 3550"/>
-                                  <a:gd name="T6" fmla="*/ 1591 w 1591"/>
-                                  <a:gd name="T7" fmla="*/ 737 h 3550"/>
-                                  <a:gd name="T8" fmla="*/ 0 w 1591"/>
-                                  <a:gd name="T9" fmla="*/ 0 h 3550"/>
-                                </a:gdLst>
-                                <a:ahLst/>
-                                <a:cxnLst>
-                                  <a:cxn ang="0">
-                                    <a:pos x="T0" y="T1"/>
-                                  </a:cxn>
-                                  <a:cxn ang="0">
-                                    <a:pos x="T2" y="T3"/>
-                                  </a:cxn>
-                                  <a:cxn ang="0">
-                                    <a:pos x="T4" y="T5"/>
-                                  </a:cxn>
-                                  <a:cxn ang="0">
-                                    <a:pos x="T6" y="T7"/>
-                                  </a:cxn>
-                                  <a:cxn ang="0">
-                                    <a:pos x="T8" y="T9"/>
-                                  </a:cxn>
-                                </a:cxnLst>
-                                <a:rect l="0" t="0" r="r" b="b"/>
-                                <a:pathLst>
-                                  <a:path w="1591" h="3550">
-                                    <a:moveTo>
-                                      <a:pt x="0" y="0"/>
-                                    </a:moveTo>
-                                    <a:lnTo>
-                                      <a:pt x="0" y="3550"/>
-                                    </a:lnTo>
-                                    <a:lnTo>
-                                      <a:pt x="1591" y="2746"/>
-                                    </a:lnTo>
-                                    <a:lnTo>
-                                      <a:pt x="1591" y="737"/>
-                                    </a:lnTo>
-                                    <a:lnTo>
-                                      <a:pt x="0" y="0"/>
-                                    </a:lnTo>
-                                    <a:close/>
-                                  </a:path>
-                                </a:pathLst>
-                              </a:custGeom>
-                              <a:solidFill>
-                                <a:schemeClr val="tx2">
-                                  <a:lumMod val="20000"/>
-                                  <a:lumOff val="80000"/>
-                                  <a:alpha val="50000"/>
-                                </a:schemeClr>
-                              </a:solidFill>
-                              <a:ln>
-                                <a:noFill/>
-                              </a:ln>
-                              <a:extLst>
-                                <a:ext uri="{91240B29-F687-4f45-9708-019B960494DF}">
-                                  <a14:hiddenLine xmlns="" xmlns:mo="http://schemas.microsoft.com/office/mac/office/2008/main" xmlns:mv="urn:schemas-microsoft-com:mac:vml" xmlns:o="urn:schemas-microsoft-com:office:office" xmlns:v="urn:schemas-microsoft-com:vml" xmlns:w10="urn:schemas-microsoft-com:office:word" xmlns:w="http://schemas.openxmlformats.org/wordprocessingml/2006/main" xmlns:a14="http://schemas.microsoft.com/office/drawing/2010/main" w="9525">
-                                    <a:solidFill>
-                                      <a:srgbClr val="000000"/>
-                                    </a:solidFill>
-                                    <a:round/>
-                                    <a:headEnd/>
-                                    <a:tailEnd/>
-                                  </a14:hiddenLine>
-                                </a:ext>
-                              </a:extLst>
-                            </wps:spPr>
-                            <wps:bodyPr rot="0" vert="horz" wrap="square" lIns="91440" tIns="45720" rIns="91440" bIns="45720" anchor="t" anchorCtr="0" upright="1">
-                              <a:noAutofit/>
-                            </wps:bodyPr>
-                          </wps:wsp>
-                          <wps:wsp>
-                            <wps:cNvPr id="5" name="Freeform 9"/>
-                            <wps:cNvSpPr>
-                              <a:spLocks/>
-                            </wps:cNvSpPr>
-                            <wps:spPr bwMode="auto">
-                              <a:xfrm>
-                                <a:off x="7966" y="11330"/>
-                                <a:ext cx="3842" cy="2564"/>
-                              </a:xfrm>
-                              <a:custGeom>
-                                <a:avLst/>
-                                <a:gdLst>
-                                  <a:gd name="T0" fmla="*/ 1 w 4120"/>
-                                  <a:gd name="T1" fmla="*/ 251 h 2913"/>
-                                  <a:gd name="T2" fmla="*/ 0 w 4120"/>
-                                  <a:gd name="T3" fmla="*/ 2662 h 2913"/>
-                                  <a:gd name="T4" fmla="*/ 4120 w 4120"/>
-                                  <a:gd name="T5" fmla="*/ 2913 h 2913"/>
-                                  <a:gd name="T6" fmla="*/ 4120 w 4120"/>
-                                  <a:gd name="T7" fmla="*/ 0 h 2913"/>
-                                  <a:gd name="T8" fmla="*/ 1 w 4120"/>
-                                  <a:gd name="T9" fmla="*/ 251 h 2913"/>
-                                </a:gdLst>
-                                <a:ahLst/>
-                                <a:cxnLst>
-                                  <a:cxn ang="0">
-                                    <a:pos x="T0" y="T1"/>
-                                  </a:cxn>
-                                  <a:cxn ang="0">
-                                    <a:pos x="T2" y="T3"/>
-                                  </a:cxn>
-                                  <a:cxn ang="0">
-                                    <a:pos x="T4" y="T5"/>
-                                  </a:cxn>
-                                  <a:cxn ang="0">
-                                    <a:pos x="T6" y="T7"/>
-                                  </a:cxn>
-                                  <a:cxn ang="0">
-                                    <a:pos x="T8" y="T9"/>
-                                  </a:cxn>
-                                </a:cxnLst>
-                                <a:rect l="0" t="0" r="r" b="b"/>
-                                <a:pathLst>
-                                  <a:path w="4120" h="2913">
-                                    <a:moveTo>
-                                      <a:pt x="1" y="251"/>
-                                    </a:moveTo>
-                                    <a:lnTo>
-                                      <a:pt x="0" y="2662"/>
-                                    </a:lnTo>
-                                    <a:lnTo>
-                                      <a:pt x="4120" y="2913"/>
-                                    </a:lnTo>
-                                    <a:lnTo>
-                                      <a:pt x="4120" y="0"/>
-                                    </a:lnTo>
-                                    <a:lnTo>
-                                      <a:pt x="1" y="251"/>
-                                    </a:lnTo>
-                                    <a:close/>
-                                  </a:path>
-                                </a:pathLst>
-                              </a:custGeom>
-                              <a:solidFill>
-                                <a:schemeClr val="accent2">
-                                  <a:lumMod val="20000"/>
-                                  <a:lumOff val="80000"/>
-                                  <a:alpha val="50000"/>
-                                </a:schemeClr>
-                              </a:solidFill>
-                              <a:ln>
-                                <a:noFill/>
-                              </a:ln>
-                              <a:extLst>
-                                <a:ext uri="{91240B29-F687-4f45-9708-019B960494DF}">
-                                  <a14:hiddenLine xmlns="" xmlns:mo="http://schemas.microsoft.com/office/mac/office/2008/main" xmlns:mv="urn:schemas-microsoft-com:mac:vml" xmlns:o="urn:schemas-microsoft-com:office:office" xmlns:v="urn:schemas-microsoft-com:vml" xmlns:w10="urn:schemas-microsoft-com:office:word" xmlns:w="http://schemas.openxmlformats.org/wordprocessingml/2006/main" xmlns:a14="http://schemas.microsoft.com/office/drawing/2010/main" w="9525">
-                                    <a:solidFill>
-                                      <a:srgbClr val="000000"/>
-                                    </a:solidFill>
-                                    <a:round/>
-                                    <a:headEnd/>
-                                    <a:tailEnd/>
-                                  </a14:hiddenLine>
-                                </a:ext>
-                              </a:extLst>
-                            </wps:spPr>
-                            <wps:bodyPr rot="0" vert="horz" wrap="square" lIns="91440" tIns="45720" rIns="91440" bIns="45720" anchor="t" anchorCtr="0" upright="1">
-                              <a:noAutofit/>
-                            </wps:bodyPr>
-                          </wps:wsp>
-                          <wps:wsp>
-                            <wps:cNvPr id="6" name="Freeform 10"/>
-                            <wps:cNvSpPr>
-                              <a:spLocks/>
-                            </wps:cNvSpPr>
-                            <wps:spPr bwMode="auto">
-                              <a:xfrm>
-                                <a:off x="4265" y="10741"/>
-                                <a:ext cx="3717" cy="3727"/>
-                              </a:xfrm>
-                              <a:custGeom>
-                                <a:avLst/>
-                                <a:gdLst>
-                                  <a:gd name="T0" fmla="*/ 0 w 3985"/>
-                                  <a:gd name="T1" fmla="*/ 0 h 4236"/>
-                                  <a:gd name="T2" fmla="*/ 0 w 3985"/>
-                                  <a:gd name="T3" fmla="*/ 4236 h 4236"/>
-                                  <a:gd name="T4" fmla="*/ 3985 w 3985"/>
-                                  <a:gd name="T5" fmla="*/ 3349 h 4236"/>
-                                  <a:gd name="T6" fmla="*/ 3985 w 3985"/>
-                                  <a:gd name="T7" fmla="*/ 921 h 4236"/>
-                                  <a:gd name="T8" fmla="*/ 0 w 3985"/>
-                                  <a:gd name="T9" fmla="*/ 0 h 4236"/>
-                                </a:gdLst>
-                                <a:ahLst/>
-                                <a:cxnLst>
-                                  <a:cxn ang="0">
-                                    <a:pos x="T0" y="T1"/>
-                                  </a:cxn>
-                                  <a:cxn ang="0">
-                                    <a:pos x="T2" y="T3"/>
-                                  </a:cxn>
-                                  <a:cxn ang="0">
-                                    <a:pos x="T4" y="T5"/>
-                                  </a:cxn>
-                                  <a:cxn ang="0">
-                                    <a:pos x="T6" y="T7"/>
-                                  </a:cxn>
-                                  <a:cxn ang="0">
-                                    <a:pos x="T8" y="T9"/>
-                                  </a:cxn>
-                                </a:cxnLst>
-                                <a:rect l="0" t="0" r="r" b="b"/>
-                                <a:pathLst>
-                                  <a:path w="3985" h="4236">
-                                    <a:moveTo>
-                                      <a:pt x="0" y="0"/>
-                                    </a:moveTo>
-                                    <a:lnTo>
-                                      <a:pt x="0" y="4236"/>
-                                    </a:lnTo>
-                                    <a:lnTo>
-                                      <a:pt x="3985" y="3349"/>
-                                    </a:lnTo>
-                                    <a:lnTo>
-                                      <a:pt x="3985" y="921"/>
-                                    </a:lnTo>
-                                    <a:lnTo>
-                                      <a:pt x="0" y="0"/>
-                                    </a:lnTo>
-                                    <a:close/>
-                                  </a:path>
-                                </a:pathLst>
-                              </a:custGeom>
-                              <a:solidFill>
-                                <a:schemeClr val="accent2">
-                                  <a:lumMod val="20000"/>
-                                  <a:lumOff val="80000"/>
-                                  <a:alpha val="50000"/>
-                                </a:schemeClr>
-                              </a:solidFill>
-                              <a:ln>
-                                <a:noFill/>
-                              </a:ln>
-                              <a:extLst>
-                                <a:ext uri="{91240B29-F687-4f45-9708-019B960494DF}">
-                                  <a14:hiddenLine xmlns="" xmlns:mo="http://schemas.microsoft.com/office/mac/office/2008/main" xmlns:mv="urn:schemas-microsoft-com:mac:vml" xmlns:o="urn:schemas-microsoft-com:office:office" xmlns:v="urn:schemas-microsoft-com:vml" xmlns:w10="urn:schemas-microsoft-com:office:word" xmlns:w="http://schemas.openxmlformats.org/wordprocessingml/2006/main" xmlns:a14="http://schemas.microsoft.com/office/drawing/2010/main" w="9525">
-                                    <a:solidFill>
-                                      <a:srgbClr val="000000"/>
-                                    </a:solidFill>
-                                    <a:round/>
-                                    <a:headEnd/>
-                                    <a:tailEnd/>
-                                  </a14:hiddenLine>
-                                </a:ext>
-                              </a:extLst>
-                            </wps:spPr>
-                            <wps:bodyPr rot="0" vert="horz" wrap="square" lIns="91440" tIns="45720" rIns="91440" bIns="45720" anchor="t" anchorCtr="0" upright="1">
-                              <a:noAutofit/>
-                            </wps:bodyPr>
-                          </wps:wsp>
-                          <wps:wsp>
-                            <wps:cNvPr id="7" name="Freeform 11"/>
-                            <wps:cNvSpPr>
-                              <a:spLocks/>
-                            </wps:cNvSpPr>
-                            <wps:spPr bwMode="auto">
-                              <a:xfrm>
-                                <a:off x="454" y="10741"/>
-                                <a:ext cx="3811" cy="3742"/>
-                              </a:xfrm>
-                              <a:custGeom>
-                                <a:avLst/>
-                                <a:gdLst>
-                                  <a:gd name="T0" fmla="*/ 4086 w 4086"/>
-                                  <a:gd name="T1" fmla="*/ 0 h 4253"/>
-                                  <a:gd name="T2" fmla="*/ 4084 w 4086"/>
-                                  <a:gd name="T3" fmla="*/ 4253 h 4253"/>
-                                  <a:gd name="T4" fmla="*/ 0 w 4086"/>
-                                  <a:gd name="T5" fmla="*/ 3198 h 4253"/>
-                                  <a:gd name="T6" fmla="*/ 0 w 4086"/>
-                                  <a:gd name="T7" fmla="*/ 1072 h 4253"/>
-                                  <a:gd name="T8" fmla="*/ 4086 w 4086"/>
-                                  <a:gd name="T9" fmla="*/ 0 h 4253"/>
-                                </a:gdLst>
-                                <a:ahLst/>
-                                <a:cxnLst>
-                                  <a:cxn ang="0">
-                                    <a:pos x="T0" y="T1"/>
-                                  </a:cxn>
-                                  <a:cxn ang="0">
-                                    <a:pos x="T2" y="T3"/>
-                                  </a:cxn>
-                                  <a:cxn ang="0">
-                                    <a:pos x="T4" y="T5"/>
-                                  </a:cxn>
-                                  <a:cxn ang="0">
-                                    <a:pos x="T6" y="T7"/>
-                                  </a:cxn>
-                                  <a:cxn ang="0">
-                                    <a:pos x="T8" y="T9"/>
-                                  </a:cxn>
-                                </a:cxnLst>
-                                <a:rect l="0" t="0" r="r" b="b"/>
-                                <a:pathLst>
-                                  <a:path w="4086" h="4253">
-                                    <a:moveTo>
-                                      <a:pt x="4086" y="0"/>
-                                    </a:moveTo>
-                                    <a:lnTo>
-                                      <a:pt x="4084" y="4253"/>
-                                    </a:lnTo>
-                                    <a:lnTo>
-                                      <a:pt x="0" y="3198"/>
-                                    </a:lnTo>
-                                    <a:lnTo>
-                                      <a:pt x="0" y="1072"/>
-                                    </a:lnTo>
-                                    <a:lnTo>
-                                      <a:pt x="4086" y="0"/>
-                                    </a:lnTo>
-                                    <a:close/>
-                                  </a:path>
-                                </a:pathLst>
-                              </a:custGeom>
-                              <a:solidFill>
-                                <a:schemeClr val="accent2">
-                                  <a:lumMod val="20000"/>
-                                  <a:lumOff val="80000"/>
-                                  <a:alpha val="50000"/>
-                                </a:schemeClr>
-                              </a:solidFill>
-                              <a:ln>
-                                <a:noFill/>
-                              </a:ln>
-                              <a:extLst>
-                                <a:ext uri="{91240B29-F687-4f45-9708-019B960494DF}">
-                                  <a14:hiddenLine xmlns="" xmlns:mo="http://schemas.microsoft.com/office/mac/office/2008/main" xmlns:mv="urn:schemas-microsoft-com:mac:vml" xmlns:o="urn:schemas-microsoft-com:office:office" xmlns:v="urn:schemas-microsoft-com:vml" xmlns:w10="urn:schemas-microsoft-com:office:word" xmlns:w="http://schemas.openxmlformats.org/wordprocessingml/2006/main" xmlns:a14="http://schemas.microsoft.com/office/drawing/2010/main" w="9525">
-                                    <a:solidFill>
-                                      <a:srgbClr val="000000"/>
-                                    </a:solidFill>
-                                    <a:round/>
-                                    <a:headEnd/>
-                                    <a:tailEnd/>
-                                  </a14:hiddenLine>
-                                </a:ext>
-                              </a:extLst>
-                            </wps:spPr>
-                            <wps:bodyPr rot="0" vert="horz" wrap="square" lIns="91440" tIns="45720" rIns="91440" bIns="45720" anchor="t" anchorCtr="0" upright="1">
-                              <a:noAutofit/>
-                            </wps:bodyPr>
-                          </wps:wsp>
-                          <wps:wsp>
-                            <wps:cNvPr id="8" name="Freeform 12"/>
-                            <wps:cNvSpPr>
-                              <a:spLocks/>
-                            </wps:cNvSpPr>
-                            <wps:spPr bwMode="auto">
-                              <a:xfrm>
-                                <a:off x="453" y="10933"/>
-                                <a:ext cx="1936" cy="3388"/>
-                              </a:xfrm>
-                              <a:custGeom>
-                                <a:avLst/>
-                                <a:gdLst>
-                                  <a:gd name="T0" fmla="*/ 0 w 2076"/>
-                                  <a:gd name="T1" fmla="*/ 921 h 3851"/>
-                                  <a:gd name="T2" fmla="*/ 2060 w 2076"/>
-                                  <a:gd name="T3" fmla="*/ 0 h 3851"/>
-                                  <a:gd name="T4" fmla="*/ 2076 w 2076"/>
-                                  <a:gd name="T5" fmla="*/ 3851 h 3851"/>
-                                  <a:gd name="T6" fmla="*/ 0 w 2076"/>
-                                  <a:gd name="T7" fmla="*/ 2981 h 3851"/>
-                                  <a:gd name="T8" fmla="*/ 0 w 2076"/>
-                                  <a:gd name="T9" fmla="*/ 921 h 3851"/>
-                                </a:gdLst>
-                                <a:ahLst/>
-                                <a:cxnLst>
-                                  <a:cxn ang="0">
-                                    <a:pos x="T0" y="T1"/>
-                                  </a:cxn>
-                                  <a:cxn ang="0">
-                                    <a:pos x="T2" y="T3"/>
-                                  </a:cxn>
-                                  <a:cxn ang="0">
-                                    <a:pos x="T4" y="T5"/>
-                                  </a:cxn>
-                                  <a:cxn ang="0">
-                                    <a:pos x="T6" y="T7"/>
-                                  </a:cxn>
-                                  <a:cxn ang="0">
-                                    <a:pos x="T8" y="T9"/>
-                                  </a:cxn>
-                                </a:cxnLst>
-                                <a:rect l="0" t="0" r="r" b="b"/>
-                                <a:pathLst>
-                                  <a:path w="2076" h="3851">
-                                    <a:moveTo>
-                                      <a:pt x="0" y="921"/>
-                                    </a:moveTo>
-                                    <a:lnTo>
-                                      <a:pt x="2060" y="0"/>
-                                    </a:lnTo>
-                                    <a:lnTo>
-                                      <a:pt x="2076" y="3851"/>
-                                    </a:lnTo>
-                                    <a:lnTo>
-                                      <a:pt x="0" y="2981"/>
-                                    </a:lnTo>
-                                    <a:lnTo>
-                                      <a:pt x="0" y="921"/>
-                                    </a:lnTo>
-                                    <a:close/>
-                                  </a:path>
-                                </a:pathLst>
-                              </a:custGeom>
-                              <a:solidFill>
-                                <a:schemeClr val="tx2">
-                                  <a:lumMod val="20000"/>
-                                  <a:lumOff val="80000"/>
-                                  <a:alpha val="50000"/>
-                                </a:schemeClr>
-                              </a:solidFill>
-                              <a:ln>
-                                <a:noFill/>
-                              </a:ln>
-                              <a:extLst>
-                                <a:ext uri="{91240B29-F687-4f45-9708-019B960494DF}">
-                                  <a14:hiddenLine xmlns="" xmlns:mo="http://schemas.microsoft.com/office/mac/office/2008/main" xmlns:mv="urn:schemas-microsoft-com:mac:vml" xmlns:o="urn:schemas-microsoft-com:office:office" xmlns:v="urn:schemas-microsoft-com:vml" xmlns:w10="urn:schemas-microsoft-com:office:word" xmlns:w="http://schemas.openxmlformats.org/wordprocessingml/2006/main" xmlns:a14="http://schemas.microsoft.com/office/drawing/2010/main" w="9525">
-                                    <a:solidFill>
-                                      <a:srgbClr val="000000"/>
-                                    </a:solidFill>
-                                    <a:round/>
-                                    <a:headEnd/>
-                                    <a:tailEnd/>
-                                  </a14:hiddenLine>
-                                </a:ext>
-                              </a:extLst>
-                            </wps:spPr>
-                            <wps:bodyPr rot="0" vert="horz" wrap="square" lIns="91440" tIns="45720" rIns="91440" bIns="45720" anchor="t" anchorCtr="0" upright="1">
-                              <a:noAutofit/>
-                            </wps:bodyPr>
-                          </wps:wsp>
-                          <wps:wsp>
-                            <wps:cNvPr id="9" name="Freeform 13"/>
-                            <wps:cNvSpPr>
-                              <a:spLocks/>
-                            </wps:cNvSpPr>
-                            <wps:spPr bwMode="auto">
-                              <a:xfrm>
-                                <a:off x="2374" y="10933"/>
-                                <a:ext cx="5607" cy="3374"/>
-                              </a:xfrm>
-                              <a:custGeom>
-                                <a:avLst/>
-                                <a:gdLst>
-                                  <a:gd name="T0" fmla="*/ 0 w 6011"/>
-                                  <a:gd name="T1" fmla="*/ 0 h 3835"/>
-                                  <a:gd name="T2" fmla="*/ 17 w 6011"/>
-                                  <a:gd name="T3" fmla="*/ 3835 h 3835"/>
-                                  <a:gd name="T4" fmla="*/ 6011 w 6011"/>
-                                  <a:gd name="T5" fmla="*/ 2629 h 3835"/>
-                                  <a:gd name="T6" fmla="*/ 6011 w 6011"/>
-                                  <a:gd name="T7" fmla="*/ 1239 h 3835"/>
-                                  <a:gd name="T8" fmla="*/ 0 w 6011"/>
-                                  <a:gd name="T9" fmla="*/ 0 h 3835"/>
-                                </a:gdLst>
-                                <a:ahLst/>
-                                <a:cxnLst>
-                                  <a:cxn ang="0">
-                                    <a:pos x="T0" y="T1"/>
-                                  </a:cxn>
-                                  <a:cxn ang="0">
-                                    <a:pos x="T2" y="T3"/>
-                                  </a:cxn>
-                                  <a:cxn ang="0">
-                                    <a:pos x="T4" y="T5"/>
-                                  </a:cxn>
-                                  <a:cxn ang="0">
-                                    <a:pos x="T6" y="T7"/>
-                                  </a:cxn>
-                                  <a:cxn ang="0">
-                                    <a:pos x="T8" y="T9"/>
-                                  </a:cxn>
-                                </a:cxnLst>
-                                <a:rect l="0" t="0" r="r" b="b"/>
-                                <a:pathLst>
-                                  <a:path w="6011" h="3835">
-                                    <a:moveTo>
-                                      <a:pt x="0" y="0"/>
-                                    </a:moveTo>
-                                    <a:lnTo>
-                                      <a:pt x="17" y="3835"/>
-                                    </a:lnTo>
-                                    <a:lnTo>
-                                      <a:pt x="6011" y="2629"/>
-                                    </a:lnTo>
-                                    <a:lnTo>
-                                      <a:pt x="6011" y="1239"/>
-                                    </a:lnTo>
-                                    <a:lnTo>
-                                      <a:pt x="0" y="0"/>
-                                    </a:lnTo>
-                                    <a:close/>
-                                  </a:path>
-                                </a:pathLst>
-                              </a:custGeom>
-                              <a:solidFill>
-                                <a:schemeClr val="accent1">
-                                  <a:lumMod val="40000"/>
-                                  <a:lumOff val="60000"/>
-                                  <a:alpha val="50000"/>
-                                </a:schemeClr>
-                              </a:solidFill>
-                              <a:ln>
-                                <a:noFill/>
-                              </a:ln>
-                              <a:extLst>
-                                <a:ext uri="{91240B29-F687-4f45-9708-019B960494DF}">
-                                  <a14:hiddenLine xmlns="" xmlns:mo="http://schemas.microsoft.com/office/mac/office/2008/main" xmlns:mv="urn:schemas-microsoft-com:mac:vml" xmlns:o="urn:schemas-microsoft-com:office:office" xmlns:v="urn:schemas-microsoft-com:vml" xmlns:w10="urn:schemas-microsoft-com:office:word" xmlns:w="http://schemas.openxmlformats.org/wordprocessingml/2006/main" xmlns:a14="http://schemas.microsoft.com/office/drawing/2010/main" w="9525">
-                                    <a:solidFill>
-                                      <a:srgbClr val="000000"/>
-                                    </a:solidFill>
-                                    <a:round/>
-                                    <a:headEnd/>
-                                    <a:tailEnd/>
-                                  </a14:hiddenLine>
-                                </a:ext>
-                              </a:extLst>
-                            </wps:spPr>
-                            <wps:bodyPr rot="0" vert="horz" wrap="square" lIns="91440" tIns="45720" rIns="91440" bIns="45720" anchor="t" anchorCtr="0" upright="1">
-                              <a:noAutofit/>
-                            </wps:bodyPr>
-                          </wps:wsp>
-                          <wps:wsp>
-                            <wps:cNvPr id="10" name="Freeform 14"/>
-                            <wps:cNvSpPr>
-                              <a:spLocks/>
-                            </wps:cNvSpPr>
-                            <wps:spPr bwMode="auto">
-                              <a:xfrm>
-                                <a:off x="7981" y="11125"/>
-                                <a:ext cx="3826" cy="3019"/>
-                              </a:xfrm>
-                              <a:custGeom>
-                                <a:avLst/>
-                                <a:gdLst>
-                                  <a:gd name="T0" fmla="*/ 0 w 4102"/>
-                                  <a:gd name="T1" fmla="*/ 1038 h 3432"/>
-                                  <a:gd name="T2" fmla="*/ 0 w 4102"/>
-                                  <a:gd name="T3" fmla="*/ 2411 h 3432"/>
-                                  <a:gd name="T4" fmla="*/ 4102 w 4102"/>
-                                  <a:gd name="T5" fmla="*/ 3432 h 3432"/>
-                                  <a:gd name="T6" fmla="*/ 4102 w 4102"/>
-                                  <a:gd name="T7" fmla="*/ 0 h 3432"/>
-                                  <a:gd name="T8" fmla="*/ 0 w 4102"/>
-                                  <a:gd name="T9" fmla="*/ 1038 h 3432"/>
-                                </a:gdLst>
-                                <a:ahLst/>
-                                <a:cxnLst>
-                                  <a:cxn ang="0">
-                                    <a:pos x="T0" y="T1"/>
-                                  </a:cxn>
-                                  <a:cxn ang="0">
-                                    <a:pos x="T2" y="T3"/>
-                                  </a:cxn>
-                                  <a:cxn ang="0">
-                                    <a:pos x="T4" y="T5"/>
-                                  </a:cxn>
-                                  <a:cxn ang="0">
-                                    <a:pos x="T6" y="T7"/>
-                                  </a:cxn>
-                                  <a:cxn ang="0">
-                                    <a:pos x="T8" y="T9"/>
-                                  </a:cxn>
-                                </a:cxnLst>
-                                <a:rect l="0" t="0" r="r" b="b"/>
-                                <a:pathLst>
-                                  <a:path w="4102" h="3432">
-                                    <a:moveTo>
-                                      <a:pt x="0" y="1038"/>
-                                    </a:moveTo>
-                                    <a:lnTo>
-                                      <a:pt x="0" y="2411"/>
-                                    </a:lnTo>
-                                    <a:lnTo>
-                                      <a:pt x="4102" y="3432"/>
-                                    </a:lnTo>
-                                    <a:lnTo>
-                                      <a:pt x="4102" y="0"/>
-                                    </a:lnTo>
-                                    <a:lnTo>
-                                      <a:pt x="0" y="1038"/>
-                                    </a:lnTo>
-                                    <a:close/>
-                                  </a:path>
-                                </a:pathLst>
-                              </a:custGeom>
-                              <a:solidFill>
-                                <a:schemeClr val="tx2">
-                                  <a:lumMod val="20000"/>
-                                  <a:lumOff val="80000"/>
-                                  <a:alpha val="50000"/>
-                                </a:schemeClr>
-                              </a:solidFill>
-                              <a:ln>
-                                <a:noFill/>
-                              </a:ln>
-                              <a:extLst>
-                                <a:ext uri="{91240B29-F687-4f45-9708-019B960494DF}">
-                                  <a14:hiddenLine xmlns="" xmlns:mo="http://schemas.microsoft.com/office/mac/office/2008/main" xmlns:mv="urn:schemas-microsoft-com:mac:vml" xmlns:o="urn:schemas-microsoft-com:office:office" xmlns:v="urn:schemas-microsoft-com:vml" xmlns:w10="urn:schemas-microsoft-com:office:word" xmlns:w="http://schemas.openxmlformats.org/wordprocessingml/2006/main" xmlns:a14="http://schemas.microsoft.com/office/drawing/2010/main" w="9525">
-                                    <a:solidFill>
-                                      <a:srgbClr val="000000"/>
-                                    </a:solidFill>
-                                    <a:round/>
-                                    <a:headEnd/>
-                                    <a:tailEnd/>
-                                  </a14:hiddenLine>
-                                </a:ext>
-                              </a:extLst>
-                            </wps:spPr>
-                            <wps:bodyPr rot="0" vert="horz" wrap="square" lIns="91440" tIns="45720" rIns="91440" bIns="45720" anchor="t" anchorCtr="0" upright="1">
-                              <a:noAutofit/>
-                            </wps:bodyPr>
-                          </wps:wsp>
-                        </wpg:wgp>
-                      </a:graphicData>
-                    </a:graphic>
-                    <wp14:sizeRelH relativeFrom="page">
-                      <wp14:pctWidth>0</wp14:pctWidth>
-                    </wp14:sizeRelH>
-                    <wp14:sizeRelV relativeFrom="page">
-                      <wp14:pctHeight>0</wp14:pctHeight>
-                    </wp14:sizeRelV>
-                  </wp:anchor>
-                </w:drawing>
-              </mc:Choice>
-              <mc:Fallback>
-                <w:pict>
-                  <v:group w14:anchorId="7E81AA35" id="Group 5" o:spid="_x0000_s1026" style="position:absolute;margin-left:21.6pt;margin-top:537.1pt;width:568.8pt;height:187.1pt;z-index:251661312;mso-position-horizontal-relative:page;mso-position-vertical-relative:page" coordorigin="432,10741" coordsize="11376,3742" o:gfxdata="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">
-                    <v:shape id="Freeform 6" o:spid="_x0000_s1027" style="position:absolute;left:432;top:11346;width:6652;height:2518;visibility:visible;mso-wrap-style:square;v-text-anchor:top" coordsize="7132,2863" o:gfxdata="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" path="m,l17,2863,7132,2578r,-2378l,xe" fillcolor="#bedcf4 [671]" stroked="f">
-                      <v:fill opacity="32896f"/>
-                      <v:path arrowok="t" o:connecttype="custom" o:connectlocs="0,0;16,2518;6652,2267;6652,176;0,0" o:connectangles="0,0,0,0,0"/>
-                    </v:shape>
-                    <v:shape id="Freeform 7" o:spid="_x0000_s1028" style="position:absolute;left:7084;top:11021;width:3233;height:3123;visibility:visible;mso-wrap-style:square;v-text-anchor:top" coordsize="3466,3550" o:gfxdata="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" path="m,569l,2930r3466,620l3466,,,569xe" fillcolor="#d6ebb7 [1300]" stroked="f">
-                      <v:fill opacity="32896f"/>
-                      <v:path arrowok="t" o:connecttype="custom" o:connectlocs="0,501;0,2578;3233,3123;3233,0;0,501" o:connectangles="0,0,0,0,0"/>
-                    </v:shape>
-                    <v:shape id="Freeform 8" o:spid="_x0000_s1029" style="position:absolute;left:10317;top:11021;width:1484;height:3123;visibility:visible;mso-wrap-style:square;v-text-anchor:top" coordsize="1591,3550" o:gfxdata="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" path="m,l,3550,1591,2746r,-2009l,xe" fillcolor="#bedcf4 [671]" stroked="f">
-                      <v:fill opacity="32896f"/>
-                      <v:path arrowok="t" o:connecttype="custom" o:connectlocs="0,0;0,3123;1484,2416;1484,648;0,0" o:connectangles="0,0,0,0,0"/>
-                    </v:shape>
-                    <v:shape id="Freeform 9" o:spid="_x0000_s1030" style="position:absolute;left:7966;top:11330;width:3842;height:2564;visibility:visible;mso-wrap-style:square;v-text-anchor:top" coordsize="4120,2913" o:gfxdata="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" path="m1,251l,2662r4120,251l4120,,1,251xe" fillcolor="#feedd7 [661]" stroked="f">
-                      <v:fill opacity="32896f"/>
-                      <v:path arrowok="t" o:connecttype="custom" o:connectlocs="1,221;0,2343;3842,2564;3842,0;1,221" o:connectangles="0,0,0,0,0"/>
-                    </v:shape>
-                    <v:shape id="Freeform 10" o:spid="_x0000_s1031" style="position:absolute;left:4265;top:10741;width:3717;height:3727;visibility:visible;mso-wrap-style:square;v-text-anchor:top" coordsize="3985,4236" o:gfxdata="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" path="m,l,4236,3985,3349r,-2428l,xe" fillcolor="#feedd7 [661]" stroked="f">
-                      <v:fill opacity="32896f"/>
-                      <v:path arrowok="t" o:connecttype="custom" o:connectlocs="0,0;0,3727;3717,2947;3717,810;0,0" o:connectangles="0,0,0,0,0"/>
-                    </v:shape>
-                    <v:shape id="Freeform 11" o:spid="_x0000_s1032" style="position:absolute;left:454;top:10741;width:3811;height:3742;visibility:visible;mso-wrap-style:square;v-text-anchor:top" coordsize="4086,4253" o:gfxdata="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" path="m4086,r-2,4253l,3198,,1072,4086,xe" fillcolor="#feedd7 [661]" stroked="f">
-                      <v:fill opacity="32896f"/>
-                      <v:path arrowok="t" o:connecttype="custom" o:connectlocs="3811,0;3809,3742;0,2814;0,943;3811,0" o:connectangles="0,0,0,0,0"/>
-                    </v:shape>
-                    <v:shape id="Freeform 12" o:spid="_x0000_s1033" style="position:absolute;left:453;top:10933;width:1936;height:3388;visibility:visible;mso-wrap-style:square;v-text-anchor:top" coordsize="2076,3851" o:gfxdata="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" path="m,921l2060,r16,3851l,2981,,921xe" fillcolor="#bedcf4 [671]" stroked="f">
-                      <v:fill opacity="32896f"/>
-                      <v:path arrowok="t" o:connecttype="custom" o:connectlocs="0,810;1921,0;1936,3388;0,2623;0,810" o:connectangles="0,0,0,0,0"/>
-                    </v:shape>
-                    <v:shape id="Freeform 13" o:spid="_x0000_s1034" style="position:absolute;left:2374;top:10933;width:5607;height:3374;visibility:visible;mso-wrap-style:square;v-text-anchor:top" coordsize="6011,3835" o:gfxdata="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" path="m,l17,3835,6011,2629r,-1390l,xe" fillcolor="#d6ebb7 [1300]" stroked="f">
-                      <v:fill opacity="32896f"/>
-                      <v:path arrowok="t" o:connecttype="custom" o:connectlocs="0,0;16,3374;5607,2313;5607,1090;0,0" o:connectangles="0,0,0,0,0"/>
-                    </v:shape>
-                    <v:shape id="Freeform 14" o:spid="_x0000_s1035" style="position:absolute;left:7981;top:11125;width:3826;height:3019;visibility:visible;mso-wrap-style:square;v-text-anchor:top" coordsize="4102,3432" o:gfxdata="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" path="m,1038l,2411,4102,3432,4102,,,1038xe" fillcolor="#bedcf4 [671]" stroked="f">
-                      <v:fill opacity="32896f"/>
-                      <v:path arrowok="t" o:connecttype="custom" o:connectlocs="0,913;0,2121;3826,3019;3826,0;0,913" o:connectangles="0,0,0,0,0"/>
-                    </v:shape>
-                    <w10:wrap anchorx="page" anchory="page"/>
-                  </v:group>
-                </w:pict>
-              </mc:Fallback>
-            </mc:AlternateContent>
+              <w:rFonts w:ascii="Calibri" w:eastAsiaTheme="majorEastAsia" w:hAnsi="Calibri" w:cs="Calibri"/>
+              <w:b/>
+              <w:bCs/>
+              <w:i/>
+              <w:iCs/>
+              <w:color w:val="00B050"/>
+              <w:sz w:val="60"/>
+              <w:szCs w:val="60"/>
+            </w:rPr>
+            <w:t xml:space="preserve"> - </w:t>
+          </w:r>
+          <w:r>
+            <w:rPr>
+              <w:rFonts w:ascii="Calibri" w:eastAsiaTheme="majorEastAsia" w:hAnsi="Calibri" w:cs="Calibri"/>
+              <w:b/>
+              <w:bCs/>
+              <w:i/>
+              <w:iCs/>
+              <w:color w:val="00B050"/>
+              <w:sz w:val="60"/>
+              <w:szCs w:val="60"/>
+            </w:rPr>
+            <w:t>Big Data</w:t>
           </w:r>
         </w:p>
         <w:p>
           <w:pPr>
-            <w:rPr>
-              <w:rFonts w:eastAsiaTheme="majorEastAsia"/>
+            <w:jc w:val="center"/>
+            <w:rPr>
+              <w:rFonts w:ascii="Calibri" w:eastAsiaTheme="majorEastAsia" w:hAnsi="Calibri" w:cs="Calibri"/>
+              <w:b/>
+              <w:bCs/>
+              <w:i/>
+              <w:iCs/>
+              <w:color w:val="00B050"/>
+              <w:sz w:val="56"/>
+              <w:szCs w:val="56"/>
+            </w:rPr>
+          </w:pPr>
+        </w:p>
+        <w:p>
+          <w:pPr>
+            <w:jc w:val="center"/>
+            <w:rPr>
+              <w:rFonts w:ascii="Calibri" w:eastAsiaTheme="majorEastAsia" w:hAnsi="Calibri" w:cs="Calibri"/>
+              <w:b/>
+              <w:bCs/>
+              <w:i/>
+              <w:iCs/>
+              <w:color w:val="00B050"/>
+              <w:sz w:val="56"/>
+              <w:szCs w:val="56"/>
             </w:rPr>
           </w:pPr>
           <w:r>
             <w:rPr>
-              <w:rFonts w:eastAsiaTheme="majorEastAsia"/>
-            </w:rPr>
-            <w:br w:type="page"/>
+              <w:rFonts w:ascii="Calibri" w:eastAsiaTheme="majorEastAsia" w:hAnsi="Calibri" w:cs="Calibri"/>
+              <w:b/>
+              <w:bCs/>
+              <w:i/>
+              <w:iCs/>
+              <w:color w:val="00B050"/>
+              <w:sz w:val="56"/>
+              <w:szCs w:val="56"/>
+            </w:rPr>
+            <w:t>Learning Summary Report</w:t>
           </w:r>
         </w:p>
         <w:p>
           <w:pPr>
             <w:rPr>
+              <w:rFonts w:eastAsiaTheme="majorEastAsia"/>
+            </w:rPr>
+          </w:pPr>
+        </w:p>
+        <w:p>
+          <w:pPr>
+            <w:rPr>
+              <w:rFonts w:eastAsiaTheme="majorEastAsia"/>
+            </w:rPr>
+          </w:pPr>
+        </w:p>
+        <w:p>
+          <w:pPr>
+            <w:rPr>
+              <w:rFonts w:eastAsiaTheme="majorEastAsia"/>
+            </w:rPr>
+          </w:pPr>
+        </w:p>
+        <w:p>
+          <w:pPr>
+            <w:rPr>
+              <w:rFonts w:eastAsiaTheme="majorEastAsia"/>
+            </w:rPr>
+          </w:pPr>
+        </w:p>
+        <w:p>
+          <w:pPr>
+            <w:rPr>
+              <w:rFonts w:eastAsiaTheme="majorEastAsia"/>
+            </w:rPr>
+          </w:pPr>
+        </w:p>
+        <w:p>
+          <w:pPr>
+            <w:rPr>
+              <w:rFonts w:eastAsiaTheme="majorEastAsia"/>
+            </w:rPr>
+          </w:pPr>
+        </w:p>
+        <w:p>
+          <w:pPr>
+            <w:rPr>
+              <w:rFonts w:eastAsiaTheme="majorEastAsia"/>
+            </w:rPr>
+          </w:pPr>
+        </w:p>
+        <w:p>
+          <w:pPr>
+            <w:rPr>
+              <w:rFonts w:eastAsiaTheme="majorEastAsia"/>
+            </w:rPr>
+          </w:pPr>
+        </w:p>
+        <w:p>
+          <w:pPr>
+            <w:rPr>
+              <w:rFonts w:eastAsiaTheme="majorEastAsia"/>
+            </w:rPr>
+          </w:pPr>
+        </w:p>
+        <w:p>
+          <w:pPr>
+            <w:rPr>
+              <w:rFonts w:eastAsiaTheme="majorEastAsia"/>
+            </w:rPr>
+          </w:pPr>
+        </w:p>
+        <w:p>
+          <w:pPr>
+            <w:rPr>
+              <w:rFonts w:eastAsiaTheme="majorEastAsia"/>
+            </w:rPr>
+          </w:pPr>
+        </w:p>
+        <w:p>
+          <w:pPr>
+            <w:rPr>
+              <w:rFonts w:eastAsiaTheme="majorEastAsia"/>
+            </w:rPr>
+          </w:pPr>
+        </w:p>
+        <w:p>
+          <w:pPr>
+            <w:rPr>
+              <w:rFonts w:eastAsiaTheme="majorEastAsia"/>
+            </w:rPr>
+          </w:pPr>
+        </w:p>
+        <w:p>
+          <w:pPr>
+            <w:rPr>
+              <w:rFonts w:eastAsiaTheme="majorEastAsia"/>
+            </w:rPr>
+          </w:pPr>
+        </w:p>
+        <w:p>
+          <w:pPr>
+            <w:rPr>
+              <w:rFonts w:ascii="Calibri" w:eastAsiaTheme="majorEastAsia" w:hAnsi="Calibri" w:cs="Calibri"/>
+              <w:sz w:val="26"/>
+              <w:szCs w:val="26"/>
+            </w:rPr>
+          </w:pPr>
+        </w:p>
+        <w:p>
+          <w:pPr>
+            <w:rPr>
+              <w:rFonts w:ascii="Calibri" w:eastAsiaTheme="majorEastAsia" w:hAnsi="Calibri" w:cs="Calibri"/>
+              <w:sz w:val="26"/>
+              <w:szCs w:val="26"/>
+            </w:rPr>
+          </w:pPr>
+          <w:r>
+            <w:rPr>
+              <w:rFonts w:ascii="Calibri" w:eastAsiaTheme="majorEastAsia" w:hAnsi="Calibri" w:cs="Calibri"/>
+              <w:b/>
+              <w:bCs/>
+              <w:sz w:val="26"/>
+              <w:szCs w:val="26"/>
+            </w:rPr>
+            <w:t>Student Name:</w:t>
+          </w:r>
+          <w:r>
+            <w:rPr>
+              <w:rFonts w:ascii="Calibri" w:eastAsiaTheme="majorEastAsia" w:hAnsi="Calibri" w:cs="Calibri"/>
+              <w:sz w:val="26"/>
+              <w:szCs w:val="26"/>
+            </w:rPr>
+            <w:t xml:space="preserve"> Arun Ragavendhar Arunachalam Palaniyappan </w:t>
+          </w:r>
+        </w:p>
+        <w:p>
+          <w:pPr>
+            <w:rPr>
+              <w:rFonts w:ascii="Calibri" w:eastAsiaTheme="majorEastAsia" w:hAnsi="Calibri" w:cs="Calibri"/>
+              <w:sz w:val="26"/>
+              <w:szCs w:val="26"/>
+            </w:rPr>
+          </w:pPr>
+          <w:r>
+            <w:rPr>
+              <w:rFonts w:ascii="Calibri" w:eastAsiaTheme="majorEastAsia" w:hAnsi="Calibri" w:cs="Calibri"/>
+              <w:b/>
+              <w:bCs/>
+              <w:sz w:val="26"/>
+              <w:szCs w:val="26"/>
+            </w:rPr>
+            <w:t>Student ID:</w:t>
+          </w:r>
+          <w:r>
+            <w:rPr>
+              <w:rFonts w:ascii="Calibri" w:eastAsiaTheme="majorEastAsia" w:hAnsi="Calibri" w:cs="Calibri"/>
+              <w:sz w:val="26"/>
+              <w:szCs w:val="26"/>
+            </w:rPr>
+            <w:t xml:space="preserve"> 104837257</w:t>
+          </w:r>
+        </w:p>
+        <w:p>
+          <w:pPr>
+            <w:rPr>
+              <w:rFonts w:eastAsiaTheme="majorEastAsia"/>
+            </w:rPr>
+          </w:pPr>
+        </w:p>
+        <w:p>
+          <w:pPr>
+            <w:rPr>
+              <w:rFonts w:eastAsiaTheme="majorEastAsia"/>
+            </w:rPr>
+          </w:pPr>
+        </w:p>
+        <w:p>
+          <w:pPr>
+            <w:rPr>
+              <w:rFonts w:eastAsiaTheme="majorEastAsia"/>
+            </w:rPr>
+          </w:pPr>
+        </w:p>
+        <w:p>
+          <w:pPr>
+            <w:rPr>
+              <w:rFonts w:eastAsiaTheme="majorEastAsia"/>
+            </w:rPr>
+          </w:pPr>
+        </w:p>
+        <w:p>
+          <w:pPr>
+            <w:rPr>
+              <w:rFonts w:eastAsiaTheme="majorEastAsia"/>
+            </w:rPr>
+          </w:pPr>
+        </w:p>
+        <w:p>
+          <w:pPr>
+            <w:rPr>
+              <w:rFonts w:eastAsiaTheme="majorEastAsia"/>
+            </w:rPr>
+          </w:pPr>
+        </w:p>
+        <w:p>
+          <w:pPr>
+            <w:rPr>
+              <w:rFonts w:eastAsiaTheme="majorEastAsia"/>
+            </w:rPr>
+          </w:pPr>
+        </w:p>
+        <w:p>
+          <w:pPr>
+            <w:rPr>
+              <w:rFonts w:eastAsiaTheme="majorEastAsia"/>
+            </w:rPr>
+          </w:pPr>
+        </w:p>
+        <w:p>
+          <w:pPr>
+            <w:rPr>
+              <w:rFonts w:eastAsiaTheme="majorEastAsia"/>
+            </w:rPr>
+          </w:pPr>
+        </w:p>
+        <w:p>
+          <w:pPr>
+            <w:rPr>
+              <w:rFonts w:eastAsiaTheme="majorEastAsia"/>
+            </w:rPr>
+          </w:pPr>
+        </w:p>
+        <w:p>
+          <w:pPr>
+            <w:rPr>
               <w:rStyle w:val="Heading1Char"/>
               <w:rFonts w:eastAsiaTheme="majorEastAsia"/>
             </w:rPr>
           </w:pPr>
           <w:r>
             <w:rPr>
-              <w:noProof/>
-              <w:lang w:eastAsia="en-AU"/>
-            </w:rPr>
-            <w:lastRenderedPageBreak/>
-            <mc:AlternateContent>
-              <mc:Choice Requires="wps">
-                <w:drawing>
-                  <wp:anchor distT="0" distB="0" distL="114300" distR="114300" simplePos="0" relativeHeight="251666432" behindDoc="0" locked="0" layoutInCell="1" allowOverlap="1" wp14:anchorId="2F90CF4F" wp14:editId="66A9A7D0">
-                    <wp:simplePos x="0" y="0"/>
-                    <wp:positionH relativeFrom="column">
-                      <wp:posOffset>1194435</wp:posOffset>
-                    </wp:positionH>
-                    <wp:positionV relativeFrom="paragraph">
-                      <wp:posOffset>-111760</wp:posOffset>
-                    </wp:positionV>
-                    <wp:extent cx="1943100" cy="571500"/>
-                    <wp:effectExtent l="381000" t="177800" r="88900" b="114300"/>
-                    <wp:wrapNone/>
-                    <wp:docPr id="15" name="Rectangular Callout 15"/>
-                    <wp:cNvGraphicFramePr/>
-                    <a:graphic xmlns:a="http://schemas.openxmlformats.org/drawingml/2006/main">
-                      <a:graphicData uri="http://schemas.microsoft.com/office/word/2010/wordprocessingShape">
-                        <wps:wsp>
-                          <wps:cNvSpPr/>
-                          <wps:spPr>
-                            <a:xfrm>
-                              <a:off x="0" y="0"/>
-                              <a:ext cx="1943100" cy="571500"/>
-                            </a:xfrm>
-                            <a:prstGeom prst="wedgeRectCallout">
-                              <a:avLst>
-                                <a:gd name="adj1" fmla="val -67234"/>
-                                <a:gd name="adj2" fmla="val -73684"/>
-                              </a:avLst>
-                            </a:prstGeom>
-                          </wps:spPr>
-                          <wps:style>
-                            <a:lnRef idx="1">
-                              <a:schemeClr val="accent1"/>
-                            </a:lnRef>
-                            <a:fillRef idx="3">
-                              <a:schemeClr val="accent1"/>
-                            </a:fillRef>
-                            <a:effectRef idx="2">
-                              <a:schemeClr val="accent1"/>
-                            </a:effectRef>
-                            <a:fontRef idx="minor">
-                              <a:schemeClr val="lt1"/>
-                            </a:fontRef>
-                          </wps:style>
-                          <wps:txbx>
-                            <w:txbxContent>
-                              <w:p>
-                                <w:pPr>
-                                  <w:jc w:val="center"/>
-                                </w:pPr>
-                                <w:r>
-                                  <w:t>Update header with your name and id. Then delete this box.</w:t>
-                                </w:r>
-                              </w:p>
-                            </w:txbxContent>
-                          </wps:txbx>
-                          <wps:bodyPr rot="0" spcFirstLastPara="0" vertOverflow="overflow" horzOverflow="overflow" vert="horz" wrap="square" lIns="91440" tIns="45720" rIns="91440" bIns="45720" numCol="1" spcCol="0" rtlCol="0" fromWordArt="0" anchor="ctr" anchorCtr="0" forceAA="0" compatLnSpc="1">
-                            <a:prstTxWarp prst="textNoShape">
-                              <a:avLst/>
-                            </a:prstTxWarp>
-                            <a:noAutofit/>
-                          </wps:bodyPr>
-                        </wps:wsp>
-                      </a:graphicData>
-                    </a:graphic>
-                    <wp14:sizeRelV relativeFrom="margin">
-                      <wp14:pctHeight>0</wp14:pctHeight>
-                    </wp14:sizeRelV>
-                  </wp:anchor>
-                </w:drawing>
-              </mc:Choice>
-              <mc:Fallback>
-                <w:pict>
-                  <v:shapetype w14:anchorId="2F90CF4F" id="_x0000_t61" coordsize="21600,21600" o:spt="61" adj="1350,25920" path="m,l0@8@12@24,0@9,,21600@6,21600@15@27@7,21600,21600,21600,21600@9@18@30,21600@8,21600,0@7,0@21@33@6,xe">
-                    <v:stroke joinstyle="miter"/>
-                    <v:formulas>
-                      <v:f eqn="sum 10800 0 #0"/>
-                      <v:f eqn="sum 10800 0 #1"/>
-                      <v:f eqn="sum #0 0 #1"/>
-                      <v:f eqn="sum @0 @1 0"/>
-                      <v:f eqn="sum 21600 0 #0"/>
-                      <v:f eqn="sum 21600 0 #1"/>
-                      <v:f eqn="if @0 3600 12600"/>
-                      <v:f eqn="if @0 9000 18000"/>
-                      <v:f eqn="if @1 3600 12600"/>
-                      <v:f eqn="if @1 9000 18000"/>
-                      <v:f eqn="if @2 0 #0"/>
-                      <v:f eqn="if @3 @10 0"/>
-                      <v:f eqn="if #0 0 @11"/>
-                      <v:f eqn="if @2 @6 #0"/>
-                      <v:f eqn="if @3 @6 @13"/>
-                      <v:f eqn="if @5 @6 @14"/>
-                      <v:f eqn="if @2 #0 21600"/>
-                      <v:f eqn="if @3 21600 @16"/>
-                      <v:f eqn="if @4 21600 @17"/>
-                      <v:f eqn="if @2 #0 @6"/>
-                      <v:f eqn="if @3 @19 @6"/>
-                      <v:f eqn="if #1 @6 @20"/>
-                      <v:f eqn="if @2 @8 #1"/>
-                      <v:f eqn="if @3 @22 @8"/>
-                      <v:f eqn="if #0 @8 @23"/>
-                      <v:f eqn="if @2 21600 #1"/>
-                      <v:f eqn="if @3 21600 @25"/>
-                      <v:f eqn="if @5 21600 @26"/>
-                      <v:f eqn="if @2 #1 @8"/>
-                      <v:f eqn="if @3 @8 @28"/>
-                      <v:f eqn="if @4 @8 @29"/>
-                      <v:f eqn="if @2 #1 0"/>
-                      <v:f eqn="if @3 @31 0"/>
-                      <v:f eqn="if #1 0 @32"/>
-                      <v:f eqn="val #0"/>
-                      <v:f eqn="val #1"/>
-                    </v:formulas>
-                    <v:path o:connecttype="custom" o:connectlocs="10800,0;0,10800;10800,21600;21600,10800;@34,@35"/>
-                    <v:handles>
-                      <v:h position="#0,#1"/>
-                    </v:handles>
-                  </v:shapetype>
-                  <v:shape id="Rectangular Callout 15" o:spid="_x0000_s1026" type="#_x0000_t61" style="position:absolute;margin-left:94.05pt;margin-top:-8.8pt;width:153pt;height:45pt;z-index:251666432;visibility:visible;mso-wrap-style:square;mso-height-percent:0;mso-wrap-distance-left:9pt;mso-wrap-distance-top:0;mso-wrap-distance-right:9pt;mso-wrap-distance-bottom:0;mso-position-horizontal:absolute;mso-position-horizontal-relative:text;mso-position-vertical:absolute;mso-position-vertical-relative:text;mso-height-percent:0;mso-height-relative:margin;v-text-anchor:middle" o:gfxdata="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" adj="-3723,-5116" fillcolor="#a0d057 [3028]" strokecolor="#9acd4c [3204]">
-                    <v:fill color2="#73a12d [2372]" rotate="t" focus="100%" type="gradient">
-                      <o:fill v:ext="view" type="gradientUnscaled"/>
-                    </v:fill>
-                    <v:textbox>
-                      <w:txbxContent>
-                        <w:p>
-                          <w:pPr>
-                            <w:jc w:val="center"/>
-                          </w:pPr>
-                          <w:r>
-                            <w:t>Update header with your name and id. Then delete this box.</w:t>
-                          </w:r>
-                        </w:p>
-                      </w:txbxContent>
-                    </v:textbox>
-                  </v:shape>
-                </w:pict>
-              </mc:Fallback>
-            </mc:AlternateContent>
-          </w:r>
-          <w:r>
-            <w:rPr>
               <w:rStyle w:val="Heading1Char"/>
               <w:rFonts w:eastAsiaTheme="majorEastAsia"/>
             </w:rPr>
+            <w:lastRenderedPageBreak/>
             <w:t>Self-Assessment Details</w:t>
           </w:r>
         </w:p>
@@ -1413,9 +452,6 @@
             <w:vAlign w:val="center"/>
           </w:tcPr>
           <w:p>
-            <w:pPr>
-              <w:jc w:val="center"/>
-            </w:pPr>
             <w:r>
               <w:t>Pass</w:t>
             </w:r>
@@ -1439,9 +475,6 @@
             <w:vAlign w:val="center"/>
           </w:tcPr>
           <w:p>
-            <w:pPr>
-              <w:jc w:val="center"/>
-            </w:pPr>
             <w:r>
               <w:t>Credit</w:t>
             </w:r>
@@ -1462,9 +495,6 @@
             <w:vAlign w:val="center"/>
           </w:tcPr>
           <w:p>
-            <w:pPr>
-              <w:jc w:val="center"/>
-            </w:pPr>
             <w:r>
               <w:t>Distinction</w:t>
             </w:r>
@@ -1487,9 +517,6 @@
             <w:vAlign w:val="center"/>
           </w:tcPr>
           <w:p>
-            <w:pPr>
-              <w:jc w:val="center"/>
-            </w:pPr>
             <w:r>
               <w:t>High Distinction</w:t>
             </w:r>
@@ -1514,9 +541,6 @@
             <w:vAlign w:val="center"/>
           </w:tcPr>
           <w:p>
-            <w:pPr>
-              <w:jc w:val="center"/>
-            </w:pPr>
             <w:r>
               <w:t>Self-Assessment (please tick)</w:t>
             </w:r>
@@ -1525,25 +549,16 @@
         <w:tc>
           <w:tcPr>
             <w:tcW w:w="1676" w:type="dxa"/>
-            <w:shd w:val="clear" w:color="auto" w:fill="auto"/>
             <w:vAlign w:val="center"/>
           </w:tcPr>
-          <w:p>
-            <w:pPr>
-              <w:jc w:val="center"/>
-            </w:pPr>
-          </w:p>
+          <w:p/>
         </w:tc>
         <w:tc>
           <w:tcPr>
             <w:tcW w:w="1676" w:type="dxa"/>
             <w:vAlign w:val="center"/>
           </w:tcPr>
-          <w:p>
-            <w:pPr>
-              <w:jc w:val="center"/>
-            </w:pPr>
-          </w:p>
+          <w:p/>
         </w:tc>
         <w:tc>
           <w:tcPr>
@@ -1565,13 +580,15 @@
             <w:pPr>
               <w:jc w:val="center"/>
             </w:pPr>
+            <w:r>
+              <w:t>HD</w:t>
+            </w:r>
           </w:p>
         </w:tc>
       </w:tr>
     </w:tbl>
     <w:p>
       <w:pPr>
-        <w:jc w:val="center"/>
         <w:rPr>
           <w:i/>
         </w:rPr>
@@ -1583,109 +600,7 @@
         <w:t>Self-assessment Statement</w:t>
       </w:r>
     </w:p>
-    <w:p>
-      <w:r>
-        <w:rPr>
-          <w:noProof/>
-          <w:lang w:eastAsia="en-AU"/>
-        </w:rPr>
-        <mc:AlternateContent>
-          <mc:Choice Requires="wps">
-            <w:drawing>
-              <wp:anchor distT="0" distB="0" distL="114300" distR="114300" simplePos="0" relativeHeight="251668480" behindDoc="0" locked="0" layoutInCell="1" allowOverlap="1" wp14:anchorId="06D819E0" wp14:editId="3A34B760">
-                <wp:simplePos x="0" y="0"/>
-                <wp:positionH relativeFrom="column">
-                  <wp:posOffset>1156335</wp:posOffset>
-                </wp:positionH>
-                <wp:positionV relativeFrom="paragraph">
-                  <wp:posOffset>90170</wp:posOffset>
-                </wp:positionV>
-                <wp:extent cx="1943100" cy="685800"/>
-                <wp:effectExtent l="50800" t="381000" r="88900" b="101600"/>
-                <wp:wrapNone/>
-                <wp:docPr id="16" name="Rectangular Callout 16"/>
-                <wp:cNvGraphicFramePr/>
-                <a:graphic xmlns:a="http://schemas.openxmlformats.org/drawingml/2006/main">
-                  <a:graphicData uri="http://schemas.microsoft.com/office/word/2010/wordprocessingShape">
-                    <wps:wsp>
-                      <wps:cNvSpPr/>
-                      <wps:spPr>
-                        <a:xfrm>
-                          <a:off x="0" y="0"/>
-                          <a:ext cx="1943100" cy="685800"/>
-                        </a:xfrm>
-                        <a:prstGeom prst="wedgeRectCallout">
-                          <a:avLst>
-                            <a:gd name="adj1" fmla="val 21617"/>
-                            <a:gd name="adj2" fmla="val -100537"/>
-                          </a:avLst>
-                        </a:prstGeom>
-                      </wps:spPr>
-                      <wps:style>
-                        <a:lnRef idx="1">
-                          <a:schemeClr val="accent1"/>
-                        </a:lnRef>
-                        <a:fillRef idx="3">
-                          <a:schemeClr val="accent1"/>
-                        </a:fillRef>
-                        <a:effectRef idx="2">
-                          <a:schemeClr val="accent1"/>
-                        </a:effectRef>
-                        <a:fontRef idx="minor">
-                          <a:schemeClr val="lt1"/>
-                        </a:fontRef>
-                      </wps:style>
-                      <wps:txbx>
-                        <w:txbxContent>
-                          <w:p>
-                            <w:pPr>
-                              <w:jc w:val="center"/>
-                            </w:pPr>
-                            <w:r>
-                              <w:t>Tick the box with the grade you are applying for. Then delete this box.</w:t>
-                            </w:r>
-                          </w:p>
-                        </w:txbxContent>
-                      </wps:txbx>
-                      <wps:bodyPr rot="0" spcFirstLastPara="0" vertOverflow="overflow" horzOverflow="overflow" vert="horz" wrap="square" lIns="91440" tIns="45720" rIns="91440" bIns="45720" numCol="1" spcCol="0" rtlCol="0" fromWordArt="0" anchor="ctr" anchorCtr="0" forceAA="0" compatLnSpc="1">
-                        <a:prstTxWarp prst="textNoShape">
-                          <a:avLst/>
-                        </a:prstTxWarp>
-                        <a:noAutofit/>
-                      </wps:bodyPr>
-                    </wps:wsp>
-                  </a:graphicData>
-                </a:graphic>
-                <wp14:sizeRelV relativeFrom="margin">
-                  <wp14:pctHeight>0</wp14:pctHeight>
-                </wp14:sizeRelV>
-              </wp:anchor>
-            </w:drawing>
-          </mc:Choice>
-          <mc:Fallback>
-            <w:pict>
-              <v:shape w14:anchorId="06D819E0" id="Rectangular Callout 16" o:spid="_x0000_s1027" type="#_x0000_t61" style="position:absolute;margin-left:91.05pt;margin-top:7.1pt;width:153pt;height:54pt;z-index:251668480;visibility:visible;mso-wrap-style:square;mso-height-percent:0;mso-wrap-distance-left:9pt;mso-wrap-distance-top:0;mso-wrap-distance-right:9pt;mso-wrap-distance-bottom:0;mso-position-horizontal:absolute;mso-position-horizontal-relative:text;mso-position-vertical:absolute;mso-position-vertical-relative:text;mso-height-percent:0;mso-height-relative:margin;v-text-anchor:middle" o:gfxdata="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" adj="15469,-10916" fillcolor="#a0d057 [3028]" strokecolor="#9acd4c [3204]">
-                <v:fill color2="#73a12d [2372]" rotate="t" focus="100%" type="gradient">
-                  <o:fill v:ext="view" type="gradientUnscaled"/>
-                </v:fill>
-                <v:textbox>
-                  <w:txbxContent>
-                    <w:p>
-                      <w:pPr>
-                        <w:jc w:val="center"/>
-                      </w:pPr>
-                      <w:r>
-                        <w:t>Tick the box with the grade you are applying for. Then delete this box.</w:t>
-                      </w:r>
-                    </w:p>
-                  </w:txbxContent>
-                </v:textbox>
-              </v:shape>
-            </w:pict>
-          </mc:Fallback>
-        </mc:AlternateContent>
-      </w:r>
-    </w:p>
+    <w:p/>
     <w:tbl>
       <w:tblPr>
         <w:tblStyle w:val="TableGrid"/>
@@ -1710,9 +625,6 @@
             <w:shd w:val="pct15" w:color="auto" w:fill="auto"/>
           </w:tcPr>
           <w:p>
-            <w:pPr>
-              <w:jc w:val="center"/>
-            </w:pPr>
             <w:bookmarkStart w:id="0" w:name="OLE_LINK1"/>
             <w:bookmarkStart w:id="1" w:name="OLE_LINK2"/>
             <w:r>
@@ -1741,7 +653,72 @@
           <w:tcPr>
             <w:tcW w:w="2400" w:type="dxa"/>
           </w:tcPr>
-          <w:p/>
+          <w:p>
+            <w:r>
+              <w:rPr>
+                <w:noProof/>
+              </w:rPr>
+              <mc:AlternateContent>
+                <mc:Choice Requires="wpi">
+                  <w:drawing>
+                    <wp:anchor distT="0" distB="0" distL="114300" distR="114300" simplePos="0" relativeHeight="251675648" behindDoc="0" locked="0" layoutInCell="1" allowOverlap="1" wp14:anchorId="3C26611E" wp14:editId="197BB000">
+                      <wp:simplePos x="0" y="0"/>
+                      <wp:positionH relativeFrom="column">
+                        <wp:posOffset>545580</wp:posOffset>
+                      </wp:positionH>
+                      <wp:positionV relativeFrom="paragraph">
+                        <wp:posOffset>31785</wp:posOffset>
+                      </wp:positionV>
+                      <wp:extent cx="209520" cy="149400"/>
+                      <wp:effectExtent l="38100" t="38100" r="38735" b="41275"/>
+                      <wp:wrapNone/>
+                      <wp:docPr id="1531132467" name="Ink 16"/>
+                      <wp:cNvGraphicFramePr/>
+                      <a:graphic xmlns:a="http://schemas.openxmlformats.org/drawingml/2006/main">
+                        <a:graphicData uri="http://schemas.microsoft.com/office/word/2010/wordprocessingInk">
+                          <w14:contentPart bwMode="auto" r:id="rId7">
+                            <w14:nvContentPartPr>
+                              <w14:cNvContentPartPr/>
+                            </w14:nvContentPartPr>
+                            <w14:xfrm>
+                              <a:off x="0" y="0"/>
+                              <a:ext cx="209520" cy="149400"/>
+                            </w14:xfrm>
+                          </w14:contentPart>
+                        </a:graphicData>
+                      </a:graphic>
+                    </wp:anchor>
+                  </w:drawing>
+                </mc:Choice>
+                <mc:Fallback>
+                  <w:pict>
+                    <v:shapetype w14:anchorId="57C8DB2A" id="_x0000_t75" coordsize="21600,21600" o:spt="75" o:preferrelative="t" path="m@4@5l@4@11@9@11@9@5xe" filled="f" stroked="f">
+                      <v:stroke joinstyle="miter"/>
+                      <v:formulas>
+                        <v:f eqn="if lineDrawn pixelLineWidth 0"/>
+                        <v:f eqn="sum @0 1 0"/>
+                        <v:f eqn="sum 0 0 @1"/>
+                        <v:f eqn="prod @2 1 2"/>
+                        <v:f eqn="prod @3 21600 pixelWidth"/>
+                        <v:f eqn="prod @3 21600 pixelHeight"/>
+                        <v:f eqn="sum @0 0 1"/>
+                        <v:f eqn="prod @6 1 2"/>
+                        <v:f eqn="prod @7 21600 pixelWidth"/>
+                        <v:f eqn="sum @8 21600 0"/>
+                        <v:f eqn="prod @7 21600 pixelHeight"/>
+                        <v:f eqn="sum @10 21600 0"/>
+                      </v:formulas>
+                      <v:path o:extrusionok="f" gradientshapeok="t" o:connecttype="rect"/>
+                      <o:lock v:ext="edit" aspectratio="t"/>
+                    </v:shapetype>
+                    <v:shape id="Ink 16" o:spid="_x0000_s1026" type="#_x0000_t75" style="position:absolute;margin-left:42.45pt;margin-top:2pt;width:17.5pt;height:12.75pt;z-index:251675648;visibility:visible;mso-wrap-style:square;mso-wrap-distance-left:9pt;mso-wrap-distance-top:0;mso-wrap-distance-right:9pt;mso-wrap-distance-bottom:0;mso-position-horizontal:absolute;mso-position-horizontal-relative:text;mso-position-vertical:absolute;mso-position-vertical-relative:text" o:gfxdata="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">
+                      <v:imagedata r:id="rId8" o:title=""/>
+                    </v:shape>
+                  </w:pict>
+                </mc:Fallback>
+              </mc:AlternateContent>
+            </w:r>
+          </w:p>
         </w:tc>
       </w:tr>
       <w:tr>
@@ -1762,7 +739,53 @@
           <w:tcPr>
             <w:tcW w:w="2400" w:type="dxa"/>
           </w:tcPr>
-          <w:p/>
+          <w:p>
+            <w:r>
+              <w:rPr>
+                <w:noProof/>
+              </w:rPr>
+              <mc:AlternateContent>
+                <mc:Choice Requires="wpi">
+                  <w:drawing>
+                    <wp:anchor distT="0" distB="0" distL="114300" distR="114300" simplePos="0" relativeHeight="251677696" behindDoc="0" locked="0" layoutInCell="1" allowOverlap="1" wp14:anchorId="66C4D054" wp14:editId="3AC33332">
+                      <wp:simplePos x="0" y="0"/>
+                      <wp:positionH relativeFrom="column">
+                        <wp:posOffset>569277</wp:posOffset>
+                      </wp:positionH>
+                      <wp:positionV relativeFrom="paragraph">
+                        <wp:posOffset>48260</wp:posOffset>
+                      </wp:positionV>
+                      <wp:extent cx="209520" cy="149400"/>
+                      <wp:effectExtent l="38100" t="38100" r="38735" b="41275"/>
+                      <wp:wrapNone/>
+                      <wp:docPr id="488668345" name="Ink 16"/>
+                      <wp:cNvGraphicFramePr/>
+                      <a:graphic xmlns:a="http://schemas.openxmlformats.org/drawingml/2006/main">
+                        <a:graphicData uri="http://schemas.microsoft.com/office/word/2010/wordprocessingInk">
+                          <w14:contentPart bwMode="auto" r:id="rId9">
+                            <w14:nvContentPartPr>
+                              <w14:cNvContentPartPr/>
+                            </w14:nvContentPartPr>
+                            <w14:xfrm>
+                              <a:off x="0" y="0"/>
+                              <a:ext cx="209520" cy="149400"/>
+                            </w14:xfrm>
+                          </w14:contentPart>
+                        </a:graphicData>
+                      </a:graphic>
+                    </wp:anchor>
+                  </w:drawing>
+                </mc:Choice>
+                <mc:Fallback>
+                  <w:pict>
+                    <v:shape w14:anchorId="3168AD1D" id="Ink 16" o:spid="_x0000_s1026" type="#_x0000_t75" style="position:absolute;margin-left:44.3pt;margin-top:3.3pt;width:17.5pt;height:12.75pt;z-index:251677696;visibility:visible;mso-wrap-style:square;mso-wrap-distance-left:9pt;mso-wrap-distance-top:0;mso-wrap-distance-right:9pt;mso-wrap-distance-bottom:0;mso-position-horizontal:absolute;mso-position-horizontal-relative:text;mso-position-vertical:absolute;mso-position-vertical-relative:text" o:gfxdata="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">
+                      <v:imagedata r:id="rId8" o:title=""/>
+                    </v:shape>
+                  </w:pict>
+                </mc:Fallback>
+              </mc:AlternateContent>
+            </w:r>
+          </w:p>
         </w:tc>
       </w:tr>
       <w:tr>
@@ -1783,7 +806,53 @@
           <w:tcPr>
             <w:tcW w:w="2400" w:type="dxa"/>
           </w:tcPr>
-          <w:p/>
+          <w:p>
+            <w:r>
+              <w:rPr>
+                <w:noProof/>
+              </w:rPr>
+              <mc:AlternateContent>
+                <mc:Choice Requires="wpi">
+                  <w:drawing>
+                    <wp:anchor distT="0" distB="0" distL="114300" distR="114300" simplePos="0" relativeHeight="251679744" behindDoc="0" locked="0" layoutInCell="1" allowOverlap="1" wp14:anchorId="65DB5457" wp14:editId="28969E70">
+                      <wp:simplePos x="0" y="0"/>
+                      <wp:positionH relativeFrom="column">
+                        <wp:posOffset>563245</wp:posOffset>
+                      </wp:positionH>
+                      <wp:positionV relativeFrom="paragraph">
+                        <wp:posOffset>57468</wp:posOffset>
+                      </wp:positionV>
+                      <wp:extent cx="209520" cy="149400"/>
+                      <wp:effectExtent l="38100" t="38100" r="38735" b="41275"/>
+                      <wp:wrapNone/>
+                      <wp:docPr id="430747234" name="Ink 16"/>
+                      <wp:cNvGraphicFramePr/>
+                      <a:graphic xmlns:a="http://schemas.openxmlformats.org/drawingml/2006/main">
+                        <a:graphicData uri="http://schemas.microsoft.com/office/word/2010/wordprocessingInk">
+                          <w14:contentPart bwMode="auto" r:id="rId10">
+                            <w14:nvContentPartPr>
+                              <w14:cNvContentPartPr/>
+                            </w14:nvContentPartPr>
+                            <w14:xfrm>
+                              <a:off x="0" y="0"/>
+                              <a:ext cx="209520" cy="149400"/>
+                            </w14:xfrm>
+                          </w14:contentPart>
+                        </a:graphicData>
+                      </a:graphic>
+                    </wp:anchor>
+                  </w:drawing>
+                </mc:Choice>
+                <mc:Fallback>
+                  <w:pict>
+                    <v:shape w14:anchorId="170A6F25" id="Ink 16" o:spid="_x0000_s1026" type="#_x0000_t75" style="position:absolute;margin-left:43.85pt;margin-top:4.05pt;width:17.5pt;height:12.75pt;z-index:251679744;visibility:visible;mso-wrap-style:square;mso-wrap-distance-left:9pt;mso-wrap-distance-top:0;mso-wrap-distance-right:9pt;mso-wrap-distance-bottom:0;mso-position-horizontal:absolute;mso-position-horizontal-relative:text;mso-position-vertical:absolute;mso-position-vertical-relative:text" o:gfxdata="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">
+                      <v:imagedata r:id="rId8" o:title=""/>
+                    </v:shape>
+                  </w:pict>
+                </mc:Fallback>
+              </mc:AlternateContent>
+            </w:r>
+          </w:p>
         </w:tc>
       </w:tr>
       <w:tr>
@@ -1793,10 +862,7 @@
           </w:tcPr>
           <w:p>
             <w:r>
-              <w:t>Distinction/High Distinction</w:t>
-            </w:r>
-            <w:r>
-              <w:t xml:space="preserve"> plan has been approved on Canvas (optional)</w:t>
+              <w:t>Distinction/High Distinction plan has been approved on Canvas (optional)</w:t>
             </w:r>
           </w:p>
         </w:tc>
@@ -1804,7 +870,53 @@
           <w:tcPr>
             <w:tcW w:w="2400" w:type="dxa"/>
           </w:tcPr>
-          <w:p/>
+          <w:p>
+            <w:r>
+              <w:rPr>
+                <w:noProof/>
+              </w:rPr>
+              <mc:AlternateContent>
+                <mc:Choice Requires="wpi">
+                  <w:drawing>
+                    <wp:anchor distT="0" distB="0" distL="114300" distR="114300" simplePos="0" relativeHeight="251681792" behindDoc="0" locked="0" layoutInCell="1" allowOverlap="1" wp14:anchorId="43AA3831" wp14:editId="68E6827C">
+                      <wp:simplePos x="0" y="0"/>
+                      <wp:positionH relativeFrom="column">
+                        <wp:posOffset>563245</wp:posOffset>
+                      </wp:positionH>
+                      <wp:positionV relativeFrom="paragraph">
+                        <wp:posOffset>119697</wp:posOffset>
+                      </wp:positionV>
+                      <wp:extent cx="209520" cy="149400"/>
+                      <wp:effectExtent l="38100" t="38100" r="38735" b="41275"/>
+                      <wp:wrapNone/>
+                      <wp:docPr id="1620880448" name="Ink 16"/>
+                      <wp:cNvGraphicFramePr/>
+                      <a:graphic xmlns:a="http://schemas.openxmlformats.org/drawingml/2006/main">
+                        <a:graphicData uri="http://schemas.microsoft.com/office/word/2010/wordprocessingInk">
+                          <w14:contentPart bwMode="auto" r:id="rId11">
+                            <w14:nvContentPartPr>
+                              <w14:cNvContentPartPr/>
+                            </w14:nvContentPartPr>
+                            <w14:xfrm>
+                              <a:off x="0" y="0"/>
+                              <a:ext cx="209520" cy="149400"/>
+                            </w14:xfrm>
+                          </w14:contentPart>
+                        </a:graphicData>
+                      </a:graphic>
+                    </wp:anchor>
+                  </w:drawing>
+                </mc:Choice>
+                <mc:Fallback>
+                  <w:pict>
+                    <v:shape w14:anchorId="3242E978" id="Ink 16" o:spid="_x0000_s1026" type="#_x0000_t75" style="position:absolute;margin-left:43.85pt;margin-top:8.9pt;width:17.5pt;height:12.75pt;z-index:251681792;visibility:visible;mso-wrap-style:square;mso-wrap-distance-left:9pt;mso-wrap-distance-top:0;mso-wrap-distance-right:9pt;mso-wrap-distance-bottom:0;mso-position-horizontal:absolute;mso-position-horizontal-relative:text;mso-position-vertical:absolute;mso-position-vertical-relative:text" o:gfxdata="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">
+                      <v:imagedata r:id="rId8" o:title=""/>
+                    </v:shape>
+                  </w:pict>
+                </mc:Fallback>
+              </mc:AlternateContent>
+            </w:r>
+          </w:p>
         </w:tc>
       </w:tr>
       <w:tr>
@@ -1828,7 +940,53 @@
           <w:tcPr>
             <w:tcW w:w="2400" w:type="dxa"/>
           </w:tcPr>
-          <w:p/>
+          <w:p>
+            <w:r>
+              <w:rPr>
+                <w:noProof/>
+              </w:rPr>
+              <mc:AlternateContent>
+                <mc:Choice Requires="wpi">
+                  <w:drawing>
+                    <wp:anchor distT="0" distB="0" distL="114300" distR="114300" simplePos="0" relativeHeight="251683840" behindDoc="0" locked="0" layoutInCell="1" allowOverlap="1" wp14:anchorId="2D7009C3" wp14:editId="7C68A42F">
+                      <wp:simplePos x="0" y="0"/>
+                      <wp:positionH relativeFrom="column">
+                        <wp:posOffset>568960</wp:posOffset>
+                      </wp:positionH>
+                      <wp:positionV relativeFrom="paragraph">
+                        <wp:posOffset>111442</wp:posOffset>
+                      </wp:positionV>
+                      <wp:extent cx="209520" cy="149400"/>
+                      <wp:effectExtent l="38100" t="38100" r="38735" b="41275"/>
+                      <wp:wrapNone/>
+                      <wp:docPr id="248191653" name="Ink 16"/>
+                      <wp:cNvGraphicFramePr/>
+                      <a:graphic xmlns:a="http://schemas.openxmlformats.org/drawingml/2006/main">
+                        <a:graphicData uri="http://schemas.microsoft.com/office/word/2010/wordprocessingInk">
+                          <w14:contentPart bwMode="auto" r:id="rId12">
+                            <w14:nvContentPartPr>
+                              <w14:cNvContentPartPr/>
+                            </w14:nvContentPartPr>
+                            <w14:xfrm>
+                              <a:off x="0" y="0"/>
+                              <a:ext cx="209520" cy="149400"/>
+                            </w14:xfrm>
+                          </w14:contentPart>
+                        </a:graphicData>
+                      </a:graphic>
+                    </wp:anchor>
+                  </w:drawing>
+                </mc:Choice>
+                <mc:Fallback>
+                  <w:pict>
+                    <v:shape w14:anchorId="07148DB5" id="Ink 16" o:spid="_x0000_s1026" type="#_x0000_t75" style="position:absolute;margin-left:44.3pt;margin-top:8.25pt;width:17.5pt;height:12.75pt;z-index:251683840;visibility:visible;mso-wrap-style:square;mso-wrap-distance-left:9pt;mso-wrap-distance-top:0;mso-wrap-distance-right:9pt;mso-wrap-distance-bottom:0;mso-position-horizontal:absolute;mso-position-horizontal-relative:text;mso-position-vertical:absolute;mso-position-vertical-relative:text" o:gfxdata="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">
+                      <v:imagedata r:id="rId8" o:title=""/>
+                    </v:shape>
+                  </w:pict>
+                </mc:Fallback>
+              </mc:AlternateContent>
+            </w:r>
+          </w:p>
         </w:tc>
       </w:tr>
       <w:tr>
@@ -1849,13 +1007,58 @@
           <w:tcPr>
             <w:tcW w:w="2400" w:type="dxa"/>
           </w:tcPr>
-          <w:p/>
+          <w:p>
+            <w:r>
+              <w:rPr>
+                <w:noProof/>
+              </w:rPr>
+              <mc:AlternateContent>
+                <mc:Choice Requires="wpi">
+                  <w:drawing>
+                    <wp:anchor distT="0" distB="0" distL="114300" distR="114300" simplePos="0" relativeHeight="251685888" behindDoc="0" locked="0" layoutInCell="1" allowOverlap="1" wp14:anchorId="08A356CE" wp14:editId="59254E5F">
+                      <wp:simplePos x="0" y="0"/>
+                      <wp:positionH relativeFrom="column">
+                        <wp:posOffset>568960</wp:posOffset>
+                      </wp:positionH>
+                      <wp:positionV relativeFrom="paragraph">
+                        <wp:posOffset>127317</wp:posOffset>
+                      </wp:positionV>
+                      <wp:extent cx="209520" cy="149400"/>
+                      <wp:effectExtent l="38100" t="38100" r="38735" b="41275"/>
+                      <wp:wrapNone/>
+                      <wp:docPr id="1060278902" name="Ink 16"/>
+                      <wp:cNvGraphicFramePr/>
+                      <a:graphic xmlns:a="http://schemas.openxmlformats.org/drawingml/2006/main">
+                        <a:graphicData uri="http://schemas.microsoft.com/office/word/2010/wordprocessingInk">
+                          <w14:contentPart bwMode="auto" r:id="rId13">
+                            <w14:nvContentPartPr>
+                              <w14:cNvContentPartPr/>
+                            </w14:nvContentPartPr>
+                            <w14:xfrm>
+                              <a:off x="0" y="0"/>
+                              <a:ext cx="209520" cy="149400"/>
+                            </w14:xfrm>
+                          </w14:contentPart>
+                        </a:graphicData>
+                      </a:graphic>
+                    </wp:anchor>
+                  </w:drawing>
+                </mc:Choice>
+                <mc:Fallback>
+                  <w:pict>
+                    <v:shape w14:anchorId="77192F7B" id="Ink 16" o:spid="_x0000_s1026" type="#_x0000_t75" style="position:absolute;margin-left:44.3pt;margin-top:9.5pt;width:17.5pt;height:12.75pt;z-index:251685888;visibility:visible;mso-wrap-style:square;mso-wrap-distance-left:9pt;mso-wrap-distance-top:0;mso-wrap-distance-right:9pt;mso-wrap-distance-bottom:0;mso-position-horizontal:absolute;mso-position-horizontal-relative:text;mso-position-vertical:absolute;mso-position-vertical-relative:text" o:gfxdata="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">
+                      <v:imagedata r:id="rId8" o:title=""/>
+                    </v:shape>
+                  </w:pict>
+                </mc:Fallback>
+              </mc:AlternateContent>
+            </w:r>
+          </w:p>
         </w:tc>
       </w:tr>
     </w:tbl>
     <w:p>
       <w:pPr>
-        <w:jc w:val="center"/>
         <w:rPr>
           <w:i/>
         </w:rPr>
@@ -1873,116 +1076,11 @@
         <w:t xml:space="preserve"> Checklist</w:t>
       </w:r>
     </w:p>
-    <w:p>
-      <w:r>
-        <w:rPr>
-          <w:noProof/>
-          <w:lang w:eastAsia="en-AU"/>
-        </w:rPr>
-        <mc:AlternateContent>
-          <mc:Choice Requires="wps">
-            <w:drawing>
-              <wp:anchor distT="0" distB="0" distL="114300" distR="114300" simplePos="0" relativeHeight="251670528" behindDoc="0" locked="0" layoutInCell="1" allowOverlap="1" wp14:anchorId="5192D92E" wp14:editId="0AF13440">
-                <wp:simplePos x="0" y="0"/>
-                <wp:positionH relativeFrom="column">
-                  <wp:posOffset>2647950</wp:posOffset>
-                </wp:positionH>
-                <wp:positionV relativeFrom="paragraph">
-                  <wp:posOffset>125730</wp:posOffset>
-                </wp:positionV>
-                <wp:extent cx="1943100" cy="1028700"/>
-                <wp:effectExtent l="0" t="1600200" r="285750" b="19050"/>
-                <wp:wrapNone/>
-                <wp:docPr id="17" name="Rectangular Callout 17"/>
-                <wp:cNvGraphicFramePr/>
-                <a:graphic xmlns:a="http://schemas.openxmlformats.org/drawingml/2006/main">
-                  <a:graphicData uri="http://schemas.microsoft.com/office/word/2010/wordprocessingShape">
-                    <wps:wsp>
-                      <wps:cNvSpPr/>
-                      <wps:spPr>
-                        <a:xfrm>
-                          <a:off x="0" y="0"/>
-                          <a:ext cx="1943100" cy="1028700"/>
-                        </a:xfrm>
-                        <a:prstGeom prst="wedgeRectCallout">
-                          <a:avLst>
-                            <a:gd name="adj1" fmla="val 63674"/>
-                            <a:gd name="adj2" fmla="val -204176"/>
-                          </a:avLst>
-                        </a:prstGeom>
-                      </wps:spPr>
-                      <wps:style>
-                        <a:lnRef idx="1">
-                          <a:schemeClr val="accent1"/>
-                        </a:lnRef>
-                        <a:fillRef idx="3">
-                          <a:schemeClr val="accent1"/>
-                        </a:fillRef>
-                        <a:effectRef idx="2">
-                          <a:schemeClr val="accent1"/>
-                        </a:effectRef>
-                        <a:fontRef idx="minor">
-                          <a:schemeClr val="lt1"/>
-                        </a:fontRef>
-                      </wps:style>
-                      <wps:txbx>
-                        <w:txbxContent>
-                          <w:p>
-                            <w:pPr>
-                              <w:jc w:val="center"/>
-                            </w:pPr>
-                            <w:r>
-                              <w:t>Check that you have included the minimum required details. Tick these boxes (and ones for higher grades as applies). Then delete this box.</w:t>
-                            </w:r>
-                          </w:p>
-                        </w:txbxContent>
-                      </wps:txbx>
-                      <wps:bodyPr rot="0" spcFirstLastPara="0" vertOverflow="overflow" horzOverflow="overflow" vert="horz" wrap="square" lIns="91440" tIns="45720" rIns="91440" bIns="45720" numCol="1" spcCol="0" rtlCol="0" fromWordArt="0" anchor="ctr" anchorCtr="0" forceAA="0" compatLnSpc="1">
-                        <a:prstTxWarp prst="textNoShape">
-                          <a:avLst/>
-                        </a:prstTxWarp>
-                        <a:noAutofit/>
-                      </wps:bodyPr>
-                    </wps:wsp>
-                  </a:graphicData>
-                </a:graphic>
-                <wp14:sizeRelV relativeFrom="margin">
-                  <wp14:pctHeight>0</wp14:pctHeight>
-                </wp14:sizeRelV>
-              </wp:anchor>
-            </w:drawing>
-          </mc:Choice>
-          <mc:Fallback>
-            <w:pict>
-              <v:shape w14:anchorId="5192D92E" id="Rectangular Callout 17" o:spid="_x0000_s1028" type="#_x0000_t61" style="position:absolute;margin-left:208.5pt;margin-top:9.9pt;width:153pt;height:81pt;z-index:251670528;visibility:visible;mso-wrap-style:square;mso-height-percent:0;mso-wrap-distance-left:9pt;mso-wrap-distance-top:0;mso-wrap-distance-right:9pt;mso-wrap-distance-bottom:0;mso-position-horizontal:absolute;mso-position-horizontal-relative:text;mso-position-vertical:absolute;mso-position-vertical-relative:text;mso-height-percent:0;mso-height-relative:margin;v-text-anchor:middle" o:gfxdata="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" adj="24554,-33302" fillcolor="#a0d057 [3028]" strokecolor="#9acd4c [3204]">
-                <v:fill color2="#73a12d [2372]" rotate="t" focus="100%" type="gradient">
-                  <o:fill v:ext="view" type="gradientUnscaled"/>
-                </v:fill>
-                <v:textbox>
-                  <w:txbxContent>
-                    <w:p>
-                      <w:pPr>
-                        <w:jc w:val="center"/>
-                      </w:pPr>
-                      <w:r>
-                        <w:t>Check that you have included the minimum required details. Tick these boxes (and ones for higher grades as applies). Then delete this box.</w:t>
-                      </w:r>
-                    </w:p>
-                  </w:txbxContent>
-                </v:textbox>
-              </v:shape>
-            </w:pict>
-          </mc:Fallback>
-        </mc:AlternateContent>
-      </w:r>
-    </w:p>
     <w:p/>
     <w:p/>
     <w:p/>
-    <w:p>
-      <w:pPr>
-        <w:pStyle w:val="Heading1"/>
-      </w:pPr>
+    <w:p/>
+    <w:p>
       <w:r>
         <w:t>Declaration</w:t>
       </w:r>
@@ -2028,7 +1126,6 @@
     </w:p>
     <w:p>
       <w:pPr>
-        <w:spacing w:before="0" w:after="200"/>
         <w:rPr>
           <w:rFonts w:cs="Arial"/>
           <w:b/>
@@ -2107,9 +1204,6 @@
       </w:r>
     </w:p>
     <w:p>
-      <w:pPr>
-        <w:pStyle w:val="Heading1"/>
-      </w:pPr>
       <w:r>
         <w:lastRenderedPageBreak/>
         <w:t>Introduction</w:t>
@@ -2146,15 +1240,20 @@
         <w:t>unit learning outcome</w:t>
       </w:r>
       <w:r>
-        <w:t xml:space="preserve"> described in the unit outline, a justification of the pieces included, details of the coverage of the unit’s intended learning outcomes, and a reflection on my learning. </w:t>
+        <w:t xml:space="preserve"> described in the unit outline, a justification of the pieces </w:t>
+      </w:r>
+      <w:proofErr w:type="gramStart"/>
+      <w:r>
+        <w:t>included,</w:t>
+      </w:r>
+      <w:proofErr w:type="gramEnd"/>
+      <w:r>
+        <w:t xml:space="preserve"> details of the coverage of the unit’s intended learning outcomes, and a reflection on my learning. </w:t>
       </w:r>
     </w:p>
     <w:bookmarkEnd w:id="2"/>
     <w:bookmarkEnd w:id="3"/>
     <w:p>
-      <w:pPr>
-        <w:pStyle w:val="Heading1"/>
-      </w:pPr>
       <w:r>
         <w:rPr>
           <w:noProof/>
@@ -2265,7 +1364,52 @@
           </mc:Choice>
           <mc:Fallback>
             <w:pict>
-              <v:shape w14:anchorId="42836B59" id="Rectangular Callout 18" o:spid="_x0000_s1029" type="#_x0000_t61" style="position:absolute;margin-left:264.3pt;margin-top:18pt;width:225pt;height:63pt;z-index:251672576;visibility:visible;mso-wrap-style:square;mso-width-percent:0;mso-height-percent:0;mso-wrap-distance-left:9pt;mso-wrap-distance-top:0;mso-wrap-distance-right:9pt;mso-wrap-distance-bottom:0;mso-position-horizontal:absolute;mso-position-horizontal-relative:text;mso-position-vertical:absolute;mso-position-vertical-relative:text;mso-width-percent:0;mso-height-percent:0;mso-width-relative:margin;mso-height-relative:margin;v-text-anchor:middle" o:gfxdata="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" adj="-737,29928" fillcolor="#a0d057 [3028]" strokecolor="#9acd4c [3204]">
+              <v:shapetype w14:anchorId="42836B59" id="_x0000_t61" coordsize="21600,21600" o:spt="61" adj="1350,25920" path="m,l0@8@12@24,0@9,,21600@6,21600@15@27@7,21600,21600,21600,21600@9@18@30,21600@8,21600,0@7,0@21@33@6,xe">
+                <v:stroke joinstyle="miter"/>
+                <v:formulas>
+                  <v:f eqn="sum 10800 0 #0"/>
+                  <v:f eqn="sum 10800 0 #1"/>
+                  <v:f eqn="sum #0 0 #1"/>
+                  <v:f eqn="sum @0 @1 0"/>
+                  <v:f eqn="sum 21600 0 #0"/>
+                  <v:f eqn="sum 21600 0 #1"/>
+                  <v:f eqn="if @0 3600 12600"/>
+                  <v:f eqn="if @0 9000 18000"/>
+                  <v:f eqn="if @1 3600 12600"/>
+                  <v:f eqn="if @1 9000 18000"/>
+                  <v:f eqn="if @2 0 #0"/>
+                  <v:f eqn="if @3 @10 0"/>
+                  <v:f eqn="if #0 0 @11"/>
+                  <v:f eqn="if @2 @6 #0"/>
+                  <v:f eqn="if @3 @6 @13"/>
+                  <v:f eqn="if @5 @6 @14"/>
+                  <v:f eqn="if @2 #0 21600"/>
+                  <v:f eqn="if @3 21600 @16"/>
+                  <v:f eqn="if @4 21600 @17"/>
+                  <v:f eqn="if @2 #0 @6"/>
+                  <v:f eqn="if @3 @19 @6"/>
+                  <v:f eqn="if #1 @6 @20"/>
+                  <v:f eqn="if @2 @8 #1"/>
+                  <v:f eqn="if @3 @22 @8"/>
+                  <v:f eqn="if #0 @8 @23"/>
+                  <v:f eqn="if @2 21600 #1"/>
+                  <v:f eqn="if @3 21600 @25"/>
+                  <v:f eqn="if @5 21600 @26"/>
+                  <v:f eqn="if @2 #1 @8"/>
+                  <v:f eqn="if @3 @8 @28"/>
+                  <v:f eqn="if @4 @8 @29"/>
+                  <v:f eqn="if @2 #1 0"/>
+                  <v:f eqn="if @3 @31 0"/>
+                  <v:f eqn="if #1 0 @32"/>
+                  <v:f eqn="val #0"/>
+                  <v:f eqn="val #1"/>
+                </v:formulas>
+                <v:path o:connecttype="custom" o:connectlocs="10800,0;0,10800;10800,21600;21600,10800;@34,@35"/>
+                <v:handles>
+                  <v:h position="#0,#1"/>
+                </v:handles>
+              </v:shapetype>
+              <v:shape id="Rectangular Callout 18" o:spid="_x0000_s1026" type="#_x0000_t61" style="position:absolute;margin-left:264.3pt;margin-top:18pt;width:225pt;height:63pt;z-index:251672576;visibility:visible;mso-wrap-style:square;mso-width-percent:0;mso-height-percent:0;mso-wrap-distance-left:9pt;mso-wrap-distance-top:0;mso-wrap-distance-right:9pt;mso-wrap-distance-bottom:0;mso-position-horizontal:absolute;mso-position-horizontal-relative:text;mso-position-vertical:absolute;mso-position-vertical-relative:text;mso-width-percent:0;mso-height-percent:0;mso-width-relative:margin;mso-height-relative:margin;v-text-anchor:middle" o:gfxdata="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" adj="-737,29928" fillcolor="#a0d057 [3028]" strokecolor="#9acd4c [3204]">
                 <v:fill color2="#73a12d [2372]" rotate="t" focus="100%" type="gradient">
                   <o:fill v:ext="view" type="gradientUnscaled"/>
                 </v:fill>
@@ -2344,9 +1488,6 @@
       </w:r>
     </w:p>
     <w:p>
-      <w:pPr>
-        <w:pStyle w:val="Heading2"/>
-      </w:pPr>
       <w:r>
         <w:t>U</w:t>
       </w:r>
@@ -2381,11 +1522,6 @@
       </w:r>
     </w:p>
     <w:p>
-      <w:pPr>
-        <w:tabs>
-          <w:tab w:val="left" w:pos="1477"/>
-        </w:tabs>
-      </w:pPr>
       <w:r>
         <w:t xml:space="preserve">The following pieces demonstrate </w:t>
       </w:r>
@@ -2397,16 +1533,6 @@
       </w:r>
     </w:p>
     <w:p>
-      <w:pPr>
-        <w:pStyle w:val="ListParagraph"/>
-        <w:numPr>
-          <w:ilvl w:val="0"/>
-          <w:numId w:val="7"/>
-        </w:numPr>
-        <w:tabs>
-          <w:tab w:val="left" w:pos="1477"/>
-        </w:tabs>
-      </w:pPr>
       <w:r>
         <w:t>Test 1: question</w:t>
       </w:r>
@@ -2418,24 +1544,11 @@
       </w:r>
     </w:p>
     <w:p>
-      <w:pPr>
-        <w:pStyle w:val="ListParagraph"/>
-        <w:numPr>
-          <w:ilvl w:val="0"/>
-          <w:numId w:val="7"/>
-        </w:numPr>
-        <w:tabs>
-          <w:tab w:val="left" w:pos="1477"/>
-        </w:tabs>
-      </w:pPr>
       <w:r>
         <w:t>…</w:t>
       </w:r>
     </w:p>
     <w:p>
-      <w:pPr>
-        <w:pStyle w:val="Heading2"/>
-      </w:pPr>
       <w:r>
         <w:t>U</w:t>
       </w:r>
@@ -2479,9 +1592,6 @@
       </w:r>
     </w:p>
     <w:p>
-      <w:pPr>
-        <w:pStyle w:val="Heading2"/>
-      </w:pPr>
       <w:r>
         <w:t>U</w:t>
       </w:r>
@@ -2519,9 +1629,6 @@
       </w:r>
     </w:p>
     <w:p>
-      <w:pPr>
-        <w:pStyle w:val="Heading2"/>
-      </w:pPr>
       <w:r>
         <w:t>U</w:t>
       </w:r>
@@ -2559,9 +1666,6 @@
       </w:r>
     </w:p>
     <w:p>
-      <w:pPr>
-        <w:pStyle w:val="Heading2"/>
-      </w:pPr>
       <w:r>
         <w:t>U</w:t>
       </w:r>
@@ -2601,7 +1705,6 @@
     <w:p/>
     <w:p>
       <w:pPr>
-        <w:spacing w:before="0" w:after="200"/>
         <w:rPr>
           <w:rFonts w:cs="Arial"/>
           <w:b/>
@@ -2614,9 +1717,6 @@
       </w:r>
     </w:p>
     <w:p>
-      <w:pPr>
-        <w:pStyle w:val="Heading1"/>
-      </w:pPr>
       <w:r>
         <w:rPr>
           <w:noProof/>
@@ -2676,7 +1776,23 @@
                               <w:jc w:val="center"/>
                             </w:pPr>
                             <w:r>
-                              <w:t>Reflect on your learning and discuss these areas. Read the suggestions in [ ] for each question. Write your reflections then delete the text in the [ ]  and delete this box.</w:t>
+                              <w:t xml:space="preserve">Reflect on your learning and discuss these areas. Read the suggestions in </w:t>
+                            </w:r>
+                            <w:proofErr w:type="gramStart"/>
+                            <w:r>
+                              <w:t>[ ]</w:t>
+                            </w:r>
+                            <w:proofErr w:type="gramEnd"/>
+                            <w:r>
+                              <w:t xml:space="preserve"> for each question. Write your reflections then delete the text in the </w:t>
+                            </w:r>
+                            <w:proofErr w:type="gramStart"/>
+                            <w:r>
+                              <w:t>[ ]</w:t>
+                            </w:r>
+                            <w:proofErr w:type="gramEnd"/>
+                            <w:r>
+                              <w:t xml:space="preserve">  and delete this box.</w:t>
                             </w:r>
                           </w:p>
                         </w:txbxContent>
@@ -2701,7 +1817,7 @@
           </mc:Choice>
           <mc:Fallback>
             <w:pict>
-              <v:shape w14:anchorId="19548D49" id="Rectangular Callout 19" o:spid="_x0000_s1030" type="#_x0000_t61" style="position:absolute;margin-left:252.3pt;margin-top:-41.8pt;width:225pt;height:81pt;z-index:251674624;visibility:visible;mso-wrap-style:square;mso-width-percent:0;mso-height-percent:0;mso-wrap-distance-left:9pt;mso-wrap-distance-top:0;mso-wrap-distance-right:9pt;mso-wrap-distance-bottom:0;mso-position-horizontal:absolute;mso-position-horizontal-relative:text;mso-position-vertical:absolute;mso-position-vertical-relative:text;mso-width-percent:0;mso-height-percent:0;mso-width-relative:margin;mso-height-relative:margin;v-text-anchor:middle" o:gfxdata="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" adj="-737,29928" fillcolor="#a0d057 [3028]" strokecolor="#9acd4c [3204]">
+              <v:shape w14:anchorId="19548D49" id="Rectangular Callout 19" o:spid="_x0000_s1027" type="#_x0000_t61" style="position:absolute;margin-left:252.3pt;margin-top:-41.8pt;width:225pt;height:81pt;z-index:251674624;visibility:visible;mso-wrap-style:square;mso-width-percent:0;mso-height-percent:0;mso-wrap-distance-left:9pt;mso-wrap-distance-top:0;mso-wrap-distance-right:9pt;mso-wrap-distance-bottom:0;mso-position-horizontal:absolute;mso-position-horizontal-relative:text;mso-position-vertical:absolute;mso-position-vertical-relative:text;mso-width-percent:0;mso-height-percent:0;mso-width-relative:margin;mso-height-relative:margin;v-text-anchor:middle" o:gfxdata="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" adj="-737,29928" fillcolor="#a0d057 [3028]" strokecolor="#9acd4c [3204]">
                 <v:fill color2="#73a12d [2372]" rotate="t" focus="100%" type="gradient">
                   <o:fill v:ext="view" type="gradientUnscaled"/>
                 </v:fill>
@@ -2712,15 +1828,23 @@
                         <w:jc w:val="center"/>
                       </w:pPr>
                       <w:r>
-                        <w:t xml:space="preserve">Reflect on your learning and discuss these areas. Read the suggestions in [ ] for each question. Write your reflections then delete the text in the [ </w:t>
+                        <w:t xml:space="preserve">Reflect on your learning and discuss these areas. Read the suggestions in </w:t>
                       </w:r>
                       <w:proofErr w:type="gramStart"/>
                       <w:r>
-                        <w:t>]  and</w:t>
+                        <w:t>[ ]</w:t>
                       </w:r>
                       <w:proofErr w:type="gramEnd"/>
                       <w:r>
-                        <w:t xml:space="preserve"> delete this box.</w:t>
+                        <w:t xml:space="preserve"> for each question. Write your reflections then delete the text in the </w:t>
+                      </w:r>
+                      <w:proofErr w:type="gramStart"/>
+                      <w:r>
+                        <w:t>[ ]</w:t>
+                      </w:r>
+                      <w:proofErr w:type="gramEnd"/>
+                      <w:r>
+                        <w:t xml:space="preserve">  and delete this box.</w:t>
                       </w:r>
                     </w:p>
                   </w:txbxContent>
@@ -2735,9 +1859,6 @@
       </w:r>
     </w:p>
     <w:p>
-      <w:pPr>
-        <w:pStyle w:val="Heading2"/>
-      </w:pPr>
       <w:r>
         <w:t>The most important things I lea</w:t>
       </w:r>
@@ -2753,22 +1874,32 @@
         <w:t xml:space="preserve">[ Think about topics covered, but also other general things you may have learnt. </w:t>
       </w:r>
       <w:r>
-        <w:t>Think about what you have learnt in this subject, and reflect on what you think were key learning points, or incidents.</w:t>
+        <w:t xml:space="preserve">Think about what you have learnt in this </w:t>
+      </w:r>
+      <w:proofErr w:type="gramStart"/>
+      <w:r>
+        <w:t>subject, and</w:t>
+      </w:r>
+      <w:proofErr w:type="gramEnd"/>
+      <w:r>
+        <w:t xml:space="preserve"> reflect on what you think were key learning points, or incidents.</w:t>
       </w:r>
       <w:r>
         <w:t xml:space="preserve"> </w:t>
       </w:r>
       <w:r>
-        <w:t>Did you learn what you wanted/expected to learn?</w:t>
+        <w:t>Did you learn what you wanted/expected to learn</w:t>
+      </w:r>
+      <w:proofErr w:type="gramStart"/>
+      <w:r>
+        <w:t>?</w:t>
       </w:r>
       <w:r>
         <w:t xml:space="preserve"> ]</w:t>
       </w:r>
-    </w:p>
-    <w:p>
-      <w:pPr>
-        <w:pStyle w:val="Heading2"/>
-      </w:pPr>
+      <w:proofErr w:type="gramEnd"/>
+    </w:p>
+    <w:p>
       <w:r>
         <w:t>The things that helped me most were:</w:t>
       </w:r>
@@ -2782,39 +1913,45 @@
     </w:p>
     <w:p>
       <w:r>
-        <w:t>[ List and explain ]</w:t>
-      </w:r>
-    </w:p>
-    <w:p>
-      <w:pPr>
-        <w:pStyle w:val="Heading2"/>
-      </w:pPr>
+        <w:t xml:space="preserve">[ List and </w:t>
+      </w:r>
+      <w:proofErr w:type="gramStart"/>
+      <w:r>
+        <w:t>explain ]</w:t>
+      </w:r>
+      <w:proofErr w:type="gramEnd"/>
+    </w:p>
+    <w:p>
       <w:r>
         <w:t>I found the following topics particularly challenging:</w:t>
       </w:r>
     </w:p>
     <w:p>
       <w:r>
-        <w:t>[ List and explain – if none explain why ]</w:t>
-      </w:r>
-    </w:p>
-    <w:p>
-      <w:pPr>
-        <w:pStyle w:val="Heading2"/>
-      </w:pPr>
+        <w:t xml:space="preserve">[ List and explain – if none explain </w:t>
+      </w:r>
+      <w:proofErr w:type="gramStart"/>
+      <w:r>
+        <w:t>why ]</w:t>
+      </w:r>
+      <w:proofErr w:type="gramEnd"/>
+    </w:p>
+    <w:p>
       <w:r>
         <w:t>I found the following topics particularly interesting:</w:t>
       </w:r>
     </w:p>
     <w:p>
       <w:r>
-        <w:t>[ List and explain – remove if none ]</w:t>
-      </w:r>
-    </w:p>
-    <w:p>
-      <w:pPr>
-        <w:pStyle w:val="Heading2"/>
-      </w:pPr>
+        <w:t xml:space="preserve">[ List and explain – remove if </w:t>
+      </w:r>
+      <w:proofErr w:type="gramStart"/>
+      <w:r>
+        <w:t>none ]</w:t>
+      </w:r>
+      <w:proofErr w:type="gramEnd"/>
+    </w:p>
+    <w:p>
       <w:r>
         <w:t xml:space="preserve">I feel I learnt these topics, concepts, </w:t>
       </w:r>
@@ -2822,7 +1959,15 @@
         <w:t>and/</w:t>
       </w:r>
       <w:r>
-        <w:t>or tools really well:</w:t>
+        <w:t xml:space="preserve">or tools </w:t>
+      </w:r>
+      <w:proofErr w:type="gramStart"/>
+      <w:r>
+        <w:t>really well</w:t>
+      </w:r>
+      <w:proofErr w:type="gramEnd"/>
+      <w:r>
+        <w:t>:</w:t>
       </w:r>
     </w:p>
     <w:p>
@@ -2830,16 +1975,18 @@
         <w:t>[ List and explain – if none explain why</w:t>
       </w:r>
       <w:r>
-        <w:t>, refer to your pieces for evidence to support your claims</w:t>
+        <w:t xml:space="preserve">, refer to your pieces for evidence to support your </w:t>
+      </w:r>
+      <w:proofErr w:type="gramStart"/>
+      <w:r>
+        <w:t>claims</w:t>
       </w:r>
       <w:r>
         <w:t xml:space="preserve"> ]</w:t>
       </w:r>
-    </w:p>
-    <w:p>
-      <w:pPr>
-        <w:pStyle w:val="Heading2"/>
-      </w:pPr>
+      <w:proofErr w:type="gramEnd"/>
+    </w:p>
+    <w:p>
       <w:r>
         <w:t>I still need to work on the following areas:</w:t>
       </w:r>
@@ -2849,16 +1996,18 @@
         <w:t>[ List and explain – if none explain why</w:t>
       </w:r>
       <w:r>
-        <w:t>, refer to your pieces</w:t>
+        <w:t xml:space="preserve">, refer to your </w:t>
+      </w:r>
+      <w:proofErr w:type="gramStart"/>
+      <w:r>
+        <w:t>pieces</w:t>
       </w:r>
       <w:r>
         <w:t xml:space="preserve"> ]</w:t>
       </w:r>
-    </w:p>
-    <w:p>
-      <w:pPr>
-        <w:pStyle w:val="Heading2"/>
-      </w:pPr>
+      <w:proofErr w:type="gramEnd"/>
+    </w:p>
+    <w:p>
       <w:r>
         <w:t>My progress in this unit was …:</w:t>
       </w:r>
@@ -2881,9 +2030,6 @@
       </w:r>
     </w:p>
     <w:p>
-      <w:pPr>
-        <w:pStyle w:val="Heading2"/>
-      </w:pPr>
       <w:r>
         <w:t>T</w:t>
       </w:r>
@@ -2896,18 +2042,28 @@
         <w:t xml:space="preserve">[ How will the things you learnt relate to the rest of your studies, and career. </w:t>
       </w:r>
       <w:r>
-        <w:t xml:space="preserve">What have you learnt that will be valuable for you in the future? </w:t>
+        <w:t>What have you learnt that will be valuable for you in the future</w:t>
+      </w:r>
+      <w:proofErr w:type="gramStart"/>
+      <w:r>
+        <w:t xml:space="preserve">? </w:t>
       </w:r>
       <w:r>
         <w:t xml:space="preserve"> ]</w:t>
       </w:r>
-    </w:p>
-    <w:p>
-      <w:pPr>
-        <w:pStyle w:val="Heading2"/>
-      </w:pPr>
-      <w:r>
-        <w:t>If I did this unit again I would do the following things differently:</w:t>
+      <w:proofErr w:type="gramEnd"/>
+    </w:p>
+    <w:p>
+      <w:r>
+        <w:t xml:space="preserve">If I did this unit </w:t>
+      </w:r>
+      <w:proofErr w:type="gramStart"/>
+      <w:r>
+        <w:t>again</w:t>
+      </w:r>
+      <w:proofErr w:type="gramEnd"/>
+      <w:r>
+        <w:t xml:space="preserve"> I would do the following things differently:</w:t>
       </w:r>
     </w:p>
     <w:p>
@@ -2922,9 +2078,6 @@
       </w:r>
     </w:p>
     <w:p>
-      <w:pPr>
-        <w:pStyle w:val="Heading2"/>
-      </w:pPr>
       <w:r>
         <w:t>Other…:</w:t>
       </w:r>
@@ -2939,14 +2092,19 @@
         </w:rPr>
       </w:pPr>
       <w:r>
-        <w:t>[ Add any other reflections you think help you demonstrate your learning ]</w:t>
-      </w:r>
+        <w:t xml:space="preserve">[ Add any other reflections you think help you demonstrate your </w:t>
+      </w:r>
+      <w:proofErr w:type="gramStart"/>
+      <w:r>
+        <w:t>learning ]</w:t>
+      </w:r>
+      <w:proofErr w:type="gramEnd"/>
     </w:p>
     <w:sectPr>
-      <w:headerReference w:type="default" r:id="rId7"/>
-      <w:footerReference w:type="even" r:id="rId8"/>
-      <w:footerReference w:type="default" r:id="rId9"/>
-      <w:footerReference w:type="first" r:id="rId10"/>
+      <w:headerReference w:type="default" r:id="rId14"/>
+      <w:footerReference w:type="even" r:id="rId15"/>
+      <w:footerReference w:type="default" r:id="rId16"/>
+      <w:footerReference w:type="first" r:id="rId17"/>
       <w:pgSz w:w="11900" w:h="16840"/>
       <w:pgMar w:top="1440" w:right="1800" w:bottom="1440" w:left="1800" w:header="708" w:footer="708" w:gutter="0"/>
       <w:cols w:space="708"/>
@@ -3152,7 +2310,7 @@
       <w:pStyle w:val="Header"/>
     </w:pPr>
     <w:r>
-      <w:t>Student Name (id)</w:t>
+      <w:t>Arun Ragavendhar (104837257)</w:t>
     </w:r>
     <w:r>
       <w:tab/>
@@ -4444,7 +3602,6 @@
   <w:style w:type="character" w:default="1" w:styleId="DefaultParagraphFont">
     <w:name w:val="Default Paragraph Font"/>
     <w:uiPriority w:val="1"/>
-    <w:semiHidden/>
     <w:unhideWhenUsed/>
   </w:style>
   <w:style w:type="table" w:default="1" w:styleId="TableNormal">
@@ -4797,6 +3954,168 @@
 </w:styles>
 </file>
 
+<file path=word/ink/ink1.xml><?xml version="1.0" encoding="utf-8"?>
+<inkml:ink xmlns:inkml="http://www.w3.org/2003/InkML">
+  <inkml:definitions>
+    <inkml:context xml:id="ctx0">
+      <inkml:inkSource xml:id="inkSrc0">
+        <inkml:traceFormat>
+          <inkml:channel name="X" type="integer" min="-2.14748E9" max="2.14748E9" units="cm"/>
+          <inkml:channel name="Y" type="integer" min="-2.14748E9" max="2.14748E9" units="cm"/>
+          <inkml:channel name="F" type="integer" max="32767" units="dev"/>
+        </inkml:traceFormat>
+        <inkml:channelProperties>
+          <inkml:channelProperty channel="X" name="resolution" value="1000" units="1/cm"/>
+          <inkml:channelProperty channel="Y" name="resolution" value="1000" units="1/cm"/>
+          <inkml:channelProperty channel="F" name="resolution" value="0" units="1/dev"/>
+        </inkml:channelProperties>
+      </inkml:inkSource>
+      <inkml:timestamp xml:id="ts0" timeString="2025-11-05T22:47:00.486"/>
+    </inkml:context>
+    <inkml:brush xml:id="br0">
+      <inkml:brushProperty name="width" value="0.035" units="cm"/>
+      <inkml:brushProperty name="height" value="0.035" units="cm"/>
+    </inkml:brush>
+  </inkml:definitions>
+  <inkml:trace contextRef="#ctx0" brushRef="#br0">0 195 24575,'11'28'0,"-2"3"0,1 0 0,2 0 0,23 44 0,-34-74 0,-1 1 0,1-1 0,0 0 0,0 1 0,0-1 0,0 0 0,0 1 0,0-1 0,0 0 0,0 0 0,1 0 0,-1 0 0,0 0 0,1 0 0,-1-1 0,1 1 0,-1 0 0,1-1 0,-1 1 0,1-1 0,-1 1 0,1-1 0,0 0 0,-1 0 0,1 1 0,-1-1 0,1 0 0,0-1 0,-1 1 0,1 0 0,0 0 0,-1-1 0,1 1 0,1-1 0,5-3 0,-1 0 0,1 0 0,-1 0 0,0-1 0,9-8 0,-4 4 0,7-7-1081,-1-2 0,0 0-1,-1-1 1,27-39 0,-1 2-297,-34 47 2324,0 0 0,0 1 0,1 0 0,17-11 0,12-9 1108,80-67-3419,-110 88-5461</inkml:trace>
+</inkml:ink>
+</file>
+
+<file path=word/ink/ink2.xml><?xml version="1.0" encoding="utf-8"?>
+<inkml:ink xmlns:inkml="http://www.w3.org/2003/InkML">
+  <inkml:definitions>
+    <inkml:context xml:id="ctx0">
+      <inkml:inkSource xml:id="inkSrc0">
+        <inkml:traceFormat>
+          <inkml:channel name="X" type="integer" min="-2.14748E9" max="2.14748E9" units="cm"/>
+          <inkml:channel name="Y" type="integer" min="-2.14748E9" max="2.14748E9" units="cm"/>
+          <inkml:channel name="F" type="integer" max="32767" units="dev"/>
+        </inkml:traceFormat>
+        <inkml:channelProperties>
+          <inkml:channelProperty channel="X" name="resolution" value="1000" units="1/cm"/>
+          <inkml:channelProperty channel="Y" name="resolution" value="1000" units="1/cm"/>
+          <inkml:channelProperty channel="F" name="resolution" value="0" units="1/dev"/>
+        </inkml:channelProperties>
+      </inkml:inkSource>
+      <inkml:timestamp xml:id="ts0" timeString="2025-11-05T22:47:23.248"/>
+    </inkml:context>
+    <inkml:brush xml:id="br0">
+      <inkml:brushProperty name="width" value="0.035" units="cm"/>
+      <inkml:brushProperty name="height" value="0.035" units="cm"/>
+    </inkml:brush>
+  </inkml:definitions>
+  <inkml:trace contextRef="#ctx0" brushRef="#br0">0 195 24575,'11'28'0,"-2"3"0,1 0 0,2 0 0,23 44 0,-34-74 0,-1 1 0,1-1 0,0 0 0,0 1 0,0-1 0,0 0 0,0 1 0,0-1 0,0 0 0,0 0 0,1 0 0,-1 0 0,0 0 0,1 0 0,-1-1 0,1 1 0,-1 0 0,1-1 0,-1 1 0,1-1 0,-1 1 0,1-1 0,0 0 0,-1 0 0,1 1 0,-1-1 0,1 0 0,0-1 0,-1 1 0,1 0 0,0 0 0,-1-1 0,1 1 0,1-1 0,5-3 0,-1 0 0,1 0 0,-1 0 0,0-1 0,9-8 0,-4 4 0,7-7-1081,-1-2 0,0 0-1,-1-1 1,27-39 0,-1 2-297,-34 47 2324,0 0 0,0 1 0,1 0 0,17-11 0,12-9 1108,80-67-3419,-110 88-5461</inkml:trace>
+</inkml:ink>
+</file>
+
+<file path=word/ink/ink3.xml><?xml version="1.0" encoding="utf-8"?>
+<inkml:ink xmlns:inkml="http://www.w3.org/2003/InkML">
+  <inkml:definitions>
+    <inkml:context xml:id="ctx0">
+      <inkml:inkSource xml:id="inkSrc0">
+        <inkml:traceFormat>
+          <inkml:channel name="X" type="integer" min="-2.14748E9" max="2.14748E9" units="cm"/>
+          <inkml:channel name="Y" type="integer" min="-2.14748E9" max="2.14748E9" units="cm"/>
+          <inkml:channel name="F" type="integer" max="32767" units="dev"/>
+        </inkml:traceFormat>
+        <inkml:channelProperties>
+          <inkml:channelProperty channel="X" name="resolution" value="1000" units="1/cm"/>
+          <inkml:channelProperty channel="Y" name="resolution" value="1000" units="1/cm"/>
+          <inkml:channelProperty channel="F" name="resolution" value="0" units="1/dev"/>
+        </inkml:channelProperties>
+      </inkml:inkSource>
+      <inkml:timestamp xml:id="ts0" timeString="2025-11-05T22:47:35.727"/>
+    </inkml:context>
+    <inkml:brush xml:id="br0">
+      <inkml:brushProperty name="width" value="0.035" units="cm"/>
+      <inkml:brushProperty name="height" value="0.035" units="cm"/>
+    </inkml:brush>
+  </inkml:definitions>
+  <inkml:trace contextRef="#ctx0" brushRef="#br0">0 195 24575,'11'28'0,"-2"3"0,1 0 0,2 0 0,23 44 0,-34-74 0,-1 1 0,1-1 0,0 0 0,0 1 0,0-1 0,0 0 0,0 1 0,0-1 0,0 0 0,0 0 0,1 0 0,-1 0 0,0 0 0,1 0 0,-1-1 0,1 1 0,-1 0 0,1-1 0,-1 1 0,1-1 0,-1 1 0,1-1 0,0 0 0,-1 0 0,1 1 0,-1-1 0,1 0 0,0-1 0,-1 1 0,1 0 0,0 0 0,-1-1 0,1 1 0,1-1 0,5-3 0,-1 0 0,1 0 0,-1 0 0,0-1 0,9-8 0,-4 4 0,7-7-1081,-1-2 0,0 0-1,-1-1 1,27-39 0,-1 2-297,-34 47 2324,0 0 0,0 1 0,1 0 0,17-11 0,12-9 1108,80-67-3419,-110 88-5461</inkml:trace>
+</inkml:ink>
+</file>
+
+<file path=word/ink/ink4.xml><?xml version="1.0" encoding="utf-8"?>
+<inkml:ink xmlns:inkml="http://www.w3.org/2003/InkML">
+  <inkml:definitions>
+    <inkml:context xml:id="ctx0">
+      <inkml:inkSource xml:id="inkSrc0">
+        <inkml:traceFormat>
+          <inkml:channel name="X" type="integer" min="-2.14748E9" max="2.14748E9" units="cm"/>
+          <inkml:channel name="Y" type="integer" min="-2.14748E9" max="2.14748E9" units="cm"/>
+          <inkml:channel name="F" type="integer" max="32767" units="dev"/>
+        </inkml:traceFormat>
+        <inkml:channelProperties>
+          <inkml:channelProperty channel="X" name="resolution" value="1000" units="1/cm"/>
+          <inkml:channelProperty channel="Y" name="resolution" value="1000" units="1/cm"/>
+          <inkml:channelProperty channel="F" name="resolution" value="0" units="1/dev"/>
+        </inkml:channelProperties>
+      </inkml:inkSource>
+      <inkml:timestamp xml:id="ts0" timeString="2025-11-05T22:47:56.336"/>
+    </inkml:context>
+    <inkml:brush xml:id="br0">
+      <inkml:brushProperty name="width" value="0.035" units="cm"/>
+      <inkml:brushProperty name="height" value="0.035" units="cm"/>
+    </inkml:brush>
+  </inkml:definitions>
+  <inkml:trace contextRef="#ctx0" brushRef="#br0">0 195 24575,'11'28'0,"-2"3"0,1 0 0,2 0 0,23 44 0,-34-74 0,-1 1 0,1-1 0,0 0 0,0 1 0,0-1 0,0 0 0,0 1 0,0-1 0,0 0 0,0 0 0,1 0 0,-1 0 0,0 0 0,1 0 0,-1-1 0,1 1 0,-1 0 0,1-1 0,-1 1 0,1-1 0,-1 1 0,1-1 0,0 0 0,-1 0 0,1 1 0,-1-1 0,1 0 0,0-1 0,-1 1 0,1 0 0,0 0 0,-1-1 0,1 1 0,1-1 0,5-3 0,-1 0 0,1 0 0,-1 0 0,0-1 0,9-8 0,-4 4 0,7-7-1081,-1-2 0,0 0-1,-1-1 1,27-39 0,-1 2-297,-34 47 2324,0 0 0,0 1 0,1 0 0,17-11 0,12-9 1108,80-67-3419,-110 88-5461</inkml:trace>
+</inkml:ink>
+</file>
+
+<file path=word/ink/ink5.xml><?xml version="1.0" encoding="utf-8"?>
+<inkml:ink xmlns:inkml="http://www.w3.org/2003/InkML">
+  <inkml:definitions>
+    <inkml:context xml:id="ctx0">
+      <inkml:inkSource xml:id="inkSrc0">
+        <inkml:traceFormat>
+          <inkml:channel name="X" type="integer" min="-2.14748E9" max="2.14748E9" units="cm"/>
+          <inkml:channel name="Y" type="integer" min="-2.14748E9" max="2.14748E9" units="cm"/>
+          <inkml:channel name="F" type="integer" max="32767" units="dev"/>
+        </inkml:traceFormat>
+        <inkml:channelProperties>
+          <inkml:channelProperty channel="X" name="resolution" value="1000" units="1/cm"/>
+          <inkml:channelProperty channel="Y" name="resolution" value="1000" units="1/cm"/>
+          <inkml:channelProperty channel="F" name="resolution" value="0" units="1/dev"/>
+        </inkml:channelProperties>
+      </inkml:inkSource>
+      <inkml:timestamp xml:id="ts0" timeString="2025-11-05T22:48:04.610"/>
+    </inkml:context>
+    <inkml:brush xml:id="br0">
+      <inkml:brushProperty name="width" value="0.035" units="cm"/>
+      <inkml:brushProperty name="height" value="0.035" units="cm"/>
+    </inkml:brush>
+  </inkml:definitions>
+  <inkml:trace contextRef="#ctx0" brushRef="#br0">0 195 24575,'11'28'0,"-2"3"0,1 0 0,2 0 0,23 44 0,-34-74 0,-1 1 0,1-1 0,0 0 0,0 1 0,0-1 0,0 0 0,0 1 0,0-1 0,0 0 0,0 0 0,1 0 0,-1 0 0,0 0 0,1 0 0,-1-1 0,1 1 0,-1 0 0,1-1 0,-1 1 0,1-1 0,-1 1 0,1-1 0,0 0 0,-1 0 0,1 1 0,-1-1 0,1 0 0,0-1 0,-1 1 0,1 0 0,0 0 0,-1-1 0,1 1 0,1-1 0,5-3 0,-1 0 0,1 0 0,-1 0 0,0-1 0,9-8 0,-4 4 0,7-7-1081,-1-2 0,0 0-1,-1-1 1,27-39 0,-1 2-297,-34 47 2324,0 0 0,0 1 0,1 0 0,17-11 0,12-9 1108,80-67-3419,-110 88-5461</inkml:trace>
+</inkml:ink>
+</file>
+
+<file path=word/ink/ink6.xml><?xml version="1.0" encoding="utf-8"?>
+<inkml:ink xmlns:inkml="http://www.w3.org/2003/InkML">
+  <inkml:definitions>
+    <inkml:context xml:id="ctx0">
+      <inkml:inkSource xml:id="inkSrc0">
+        <inkml:traceFormat>
+          <inkml:channel name="X" type="integer" min="-2.14748E9" max="2.14748E9" units="cm"/>
+          <inkml:channel name="Y" type="integer" min="-2.14748E9" max="2.14748E9" units="cm"/>
+          <inkml:channel name="F" type="integer" max="32767" units="dev"/>
+        </inkml:traceFormat>
+        <inkml:channelProperties>
+          <inkml:channelProperty channel="X" name="resolution" value="1000" units="1/cm"/>
+          <inkml:channelProperty channel="Y" name="resolution" value="1000" units="1/cm"/>
+          <inkml:channelProperty channel="F" name="resolution" value="0" units="1/dev"/>
+        </inkml:channelProperties>
+      </inkml:inkSource>
+      <inkml:timestamp xml:id="ts0" timeString="2025-11-05T22:49:44.032"/>
+    </inkml:context>
+    <inkml:brush xml:id="br0">
+      <inkml:brushProperty name="width" value="0.035" units="cm"/>
+      <inkml:brushProperty name="height" value="0.035" units="cm"/>
+    </inkml:brush>
+  </inkml:definitions>
+  <inkml:trace contextRef="#ctx0" brushRef="#br0">0 195 24575,'11'28'0,"-2"3"0,1 0 0,2 0 0,23 44 0,-34-74 0,-1 1 0,1-1 0,0 0 0,0 1 0,0-1 0,0 0 0,0 1 0,0-1 0,0 0 0,0 0 0,1 0 0,-1 0 0,0 0 0,1 0 0,-1-1 0,1 1 0,-1 0 0,1-1 0,-1 1 0,1-1 0,-1 1 0,1-1 0,0 0 0,-1 0 0,1 1 0,-1-1 0,1 0 0,0-1 0,-1 1 0,1 0 0,0 0 0,-1-1 0,1 1 0,1-1 0,5-3 0,-1 0 0,1 0 0,-1 0 0,0-1 0,9-8 0,-4 4 0,7-7-1081,-1-2 0,0 0-1,-1-1 1,27-39 0,-1 2-297,-34 47 2324,0 0 0,0 1 0,1 0 0,17-11 0,12-9 1108,80-67-3419,-110 88-5461</inkml:trace>
+</inkml:ink>
+</file>
+
 <file path=word/theme/theme1.xml><?xml version="1.0" encoding="utf-8"?>
 <a:theme xmlns:a="http://schemas.openxmlformats.org/drawingml/2006/main" name="Circuit">
   <a:themeElements>
